--- a/Image Analysis Pipeline Explained.docx
+++ b/Image Analysis Pipeline Explained.docx
@@ -433,7 +433,8 @@
           <w:numId w:val="12"/>
         </w:numPr>
         <w:rPr>
-          <w:lang w:val="en-US"/>
+          <w:color w:val="0563C1" w:themeColor="hyperlink"/>
+          <w:u w:val="single"/>
         </w:rPr>
       </w:pPr>
       <w:r>
@@ -448,7 +449,20 @@
             <w:rStyle w:val="Hyperlink"/>
             <w:lang w:val="en-US"/>
           </w:rPr>
-          <w:t>git@github.com:Mdanishnadeem/Image-Analysis-Tracking.git</w:t>
+          <w:t>git@github.com:Mdanishnadeem/</w:t>
+        </w:r>
+        <w:r>
+          <w:rPr>
+            <w:rStyle w:val="Hyperlink"/>
+          </w:rPr>
+          <w:t>LLSM-CME-ANALYSIS</w:t>
+        </w:r>
+        <w:r>
+          <w:rPr>
+            <w:rStyle w:val="Hyperlink"/>
+            <w:lang w:val="en-US"/>
+          </w:rPr>
+          <w:t>.git</w:t>
         </w:r>
       </w:hyperlink>
     </w:p>
@@ -530,6 +544,24 @@
           <w:lang w:val="en-US"/>
         </w:rPr>
         <w:t xml:space="preserve"> </w:t>
+      </w:r>
+    </w:p>
+    <w:p>
+      <w:pPr>
+        <w:pStyle w:val="ListParagraph"/>
+        <w:numPr>
+          <w:ilvl w:val="0"/>
+          <w:numId w:val="12"/>
+        </w:numPr>
+        <w:rPr>
+          <w:lang w:val="en-US"/>
+        </w:rPr>
+      </w:pPr>
+      <w:r>
+        <w:rPr>
+          <w:lang w:val="en-US"/>
+        </w:rPr>
+        <w:t>cd LLSM-CME-ANALYSIS</w:t>
       </w:r>
     </w:p>
     <w:p>
@@ -1720,25 +1752,7 @@
         <w:rPr>
           <w:lang w:val="en-US"/>
         </w:rPr>
-        <w:t>0</w:t>
-      </w:r>
-      <w:r>
-        <w:rPr>
-          <w:lang w:val="en-US"/>
-        </w:rPr>
-        <w:t>2</w:t>
-      </w:r>
-      <w:r>
-        <w:rPr>
-          <w:lang w:val="en-US"/>
-        </w:rPr>
-        <w:t>.</w:t>
-      </w:r>
-      <w:r>
-        <w:rPr>
-          <w:lang w:val="en-US"/>
-        </w:rPr>
-        <w:t>Filtering</w:t>
+        <w:t>02.Filtering</w:t>
       </w:r>
       <w:proofErr w:type="gramEnd"/>
       <w:r>
@@ -2551,31 +2565,7 @@
         <w:rPr>
           <w:lang w:val="en-US"/>
         </w:rPr>
-        <w:t>M</w:t>
-      </w:r>
-      <w:r>
-        <w:rPr>
-          <w:lang w:val="en-US"/>
-        </w:rPr>
-        <w:t>aximum</w:t>
-      </w:r>
-      <w:r>
-        <w:rPr>
-          <w:lang w:val="en-US"/>
-        </w:rPr>
-        <w:t xml:space="preserve"> value of intensities for the other two channels could be found using the coordinates and the sigma values</w:t>
-      </w:r>
-      <w:r>
-        <w:rPr>
-          <w:lang w:val="en-US"/>
-        </w:rPr>
-        <w:t xml:space="preserve"> </w:t>
-      </w:r>
-      <w:r>
-        <w:rPr>
-          <w:lang w:val="en-US"/>
-        </w:rPr>
-        <w:t>(or fixed radius can be provided) of the spots in our primary channel</w:t>
+        <w:t>Maximum value of intensities for the other two channels could be found using the coordinates and the sigma values (or fixed radius can be provided) of the spots in our primary channel</w:t>
       </w:r>
     </w:p>
     <w:p>
@@ -3493,19 +3483,7 @@
         <w:rPr>
           <w:lang w:val="en-US"/>
         </w:rPr>
-        <w:t xml:space="preserve">peak in the </w:t>
-      </w:r>
-      <w:r>
-        <w:rPr>
-          <w:lang w:val="en-US"/>
-        </w:rPr>
-        <w:t>last</w:t>
-      </w:r>
-      <w:r>
-        <w:rPr>
-          <w:lang w:val="en-US"/>
-        </w:rPr>
-        <w:t xml:space="preserve"> frame are dropped</w:t>
+        <w:t>peak in the last frame are dropped</w:t>
       </w:r>
     </w:p>
     <w:p>
@@ -4082,17 +4060,597 @@
     <w:p>
       <w:pPr>
         <w:rPr>
+          <w:sz w:val="32"/>
+          <w:szCs w:val="32"/>
+          <w:lang w:val="en-US"/>
+        </w:rPr>
+      </w:pPr>
+    </w:p>
+    <w:p>
+      <w:pPr>
+        <w:rPr>
+          <w:sz w:val="32"/>
+          <w:szCs w:val="32"/>
+          <w:lang w:val="en-US"/>
+        </w:rPr>
+      </w:pPr>
+    </w:p>
+    <w:p>
+      <w:pPr>
+        <w:rPr>
+          <w:sz w:val="32"/>
+          <w:szCs w:val="32"/>
+          <w:lang w:val="en-US"/>
+        </w:rPr>
+      </w:pPr>
+    </w:p>
+    <w:p>
+      <w:pPr>
+        <w:rPr>
+          <w:sz w:val="32"/>
+          <w:szCs w:val="32"/>
+          <w:lang w:val="en-US"/>
+        </w:rPr>
+      </w:pPr>
+    </w:p>
+    <w:p>
+      <w:pPr>
+        <w:rPr>
+          <w:sz w:val="32"/>
+          <w:szCs w:val="32"/>
+          <w:lang w:val="en-US"/>
+        </w:rPr>
+      </w:pPr>
+    </w:p>
+    <w:p>
+      <w:pPr>
+        <w:rPr>
+          <w:sz w:val="32"/>
+          <w:szCs w:val="32"/>
+          <w:lang w:val="en-US"/>
+        </w:rPr>
+      </w:pPr>
+    </w:p>
+    <w:p>
+      <w:pPr>
+        <w:rPr>
+          <w:sz w:val="32"/>
+          <w:szCs w:val="32"/>
+          <w:lang w:val="en-US"/>
+        </w:rPr>
+      </w:pPr>
+    </w:p>
+    <w:p>
+      <w:pPr>
+        <w:rPr>
+          <w:sz w:val="32"/>
+          <w:szCs w:val="32"/>
+          <w:lang w:val="en-US"/>
+        </w:rPr>
+      </w:pPr>
+    </w:p>
+    <w:p>
+      <w:pPr>
+        <w:rPr>
+          <w:sz w:val="32"/>
+          <w:szCs w:val="32"/>
+          <w:lang w:val="en-US"/>
+        </w:rPr>
+      </w:pPr>
+      <w:r>
+        <w:rPr>
+          <w:sz w:val="32"/>
+          <w:szCs w:val="32"/>
+          <w:lang w:val="en-US"/>
+        </w:rPr>
+        <w:lastRenderedPageBreak/>
+        <w:t>Step 9</w:t>
+      </w:r>
+      <w:r>
+        <w:rPr>
+          <w:sz w:val="32"/>
+          <w:szCs w:val="32"/>
+          <w:lang w:val="en-US"/>
+        </w:rPr>
+        <w:t xml:space="preserve">: Visualizing the Pipeline performance in Dashboard </w:t>
+      </w:r>
+    </w:p>
+    <w:p>
+      <w:pPr>
+        <w:rPr>
+          <w:sz w:val="32"/>
+          <w:szCs w:val="32"/>
+          <w:lang w:val="en-US"/>
+        </w:rPr>
+      </w:pPr>
+    </w:p>
+    <w:p>
+      <w:pPr>
+        <w:rPr>
+          <w:lang w:val="en-US"/>
+        </w:rPr>
+      </w:pPr>
+      <w:r>
+        <w:rPr>
+          <w:lang w:val="en-US"/>
+        </w:rPr>
+        <w:t xml:space="preserve">This part of the pipeline can be used to analyze the performance of all the previous steps. </w:t>
+      </w:r>
+    </w:p>
+    <w:p>
+      <w:pPr>
+        <w:rPr>
+          <w:lang w:val="en-US"/>
+        </w:rPr>
+      </w:pPr>
+    </w:p>
+    <w:p>
+      <w:pPr>
+        <w:rPr>
+          <w:lang w:val="en-US"/>
+        </w:rPr>
+      </w:pPr>
+      <w:r>
+        <w:rPr>
+          <w:lang w:val="en-US"/>
+        </w:rPr>
+        <w:t xml:space="preserve">The </w:t>
+      </w:r>
+      <w:r>
+        <w:rPr>
+          <w:lang w:val="en-US"/>
+        </w:rPr>
+        <w:t>dashboard can be run from the following path</w:t>
+      </w:r>
+      <w:r>
+        <w:rPr>
+          <w:lang w:val="en-US"/>
+        </w:rPr>
+        <w:t xml:space="preserve">: </w:t>
+      </w:r>
+    </w:p>
+    <w:p>
+      <w:pPr>
+        <w:rPr>
+          <w:lang w:val="en-US"/>
+        </w:rPr>
+      </w:pPr>
+    </w:p>
+    <w:p>
+      <w:pPr>
+        <w:rPr>
+          <w:lang w:val="en-US"/>
+        </w:rPr>
+      </w:pPr>
+      <w:r>
+        <w:rPr>
+          <w:lang w:val="en-US"/>
+        </w:rPr>
+        <w:t xml:space="preserve">Final =&gt; </w:t>
+      </w:r>
+      <w:proofErr w:type="spellStart"/>
+      <w:r>
+        <w:rPr>
+          <w:lang w:val="en-US"/>
+        </w:rPr>
+        <w:t>multipage_dashboard</w:t>
+      </w:r>
+      <w:proofErr w:type="spellEnd"/>
+      <w:r>
+        <w:rPr>
+          <w:lang w:val="en-US"/>
+        </w:rPr>
+        <w:t xml:space="preserve"> =&gt; </w:t>
+      </w:r>
+      <w:r>
+        <w:rPr>
+          <w:lang w:val="en-US"/>
+        </w:rPr>
+        <w:t xml:space="preserve">app.py </w:t>
+      </w:r>
+    </w:p>
+    <w:p>
+      <w:pPr>
+        <w:rPr>
+          <w:lang w:val="en-US"/>
+        </w:rPr>
+      </w:pPr>
+    </w:p>
+    <w:p>
+      <w:pPr>
+        <w:rPr>
+          <w:lang w:val="en-US"/>
+        </w:rPr>
+      </w:pPr>
+      <w:r>
+        <w:rPr>
+          <w:lang w:val="en-US"/>
+        </w:rPr>
+        <w:t xml:space="preserve">Code for the two pages can be found in </w:t>
+      </w:r>
+    </w:p>
+    <w:p>
+      <w:pPr>
+        <w:rPr>
+          <w:lang w:val="en-US"/>
+        </w:rPr>
+      </w:pPr>
+    </w:p>
+    <w:p>
+      <w:pPr>
+        <w:rPr>
+          <w:lang w:val="en-US"/>
+        </w:rPr>
+      </w:pPr>
+      <w:r>
+        <w:rPr>
+          <w:lang w:val="en-US"/>
+        </w:rPr>
+        <w:t xml:space="preserve">Final =&gt; </w:t>
+      </w:r>
+      <w:proofErr w:type="spellStart"/>
+      <w:r>
+        <w:rPr>
+          <w:lang w:val="en-US"/>
+        </w:rPr>
+        <w:t>multipage_dashbpard</w:t>
+      </w:r>
+      <w:proofErr w:type="spellEnd"/>
+      <w:r>
+        <w:rPr>
+          <w:lang w:val="en-US"/>
+        </w:rPr>
+        <w:t xml:space="preserve"> =&gt; pages =&gt; home.py &amp; demo_page.py </w:t>
+      </w:r>
+    </w:p>
+    <w:p>
+      <w:pPr>
+        <w:rPr>
+          <w:lang w:val="en-US"/>
+        </w:rPr>
+      </w:pPr>
+    </w:p>
+    <w:p>
+      <w:pPr>
+        <w:rPr>
+          <w:lang w:val="en-US"/>
+        </w:rPr>
+      </w:pPr>
+      <w:r>
+        <w:rPr>
+          <w:lang w:val="en-US"/>
+        </w:rPr>
+        <w:t>This part takes three inputs</w:t>
+      </w:r>
+    </w:p>
+    <w:p>
+      <w:pPr>
+        <w:pStyle w:val="ListParagraph"/>
+        <w:numPr>
+          <w:ilvl w:val="0"/>
+          <w:numId w:val="27"/>
+        </w:numPr>
+        <w:rPr>
+          <w:lang w:val="en-US"/>
+        </w:rPr>
+      </w:pPr>
+      <w:r>
+        <w:rPr>
+          <w:lang w:val="en-US"/>
+        </w:rPr>
+        <w:t xml:space="preserve">The main tracking </w:t>
+      </w:r>
+      <w:proofErr w:type="spellStart"/>
+      <w:r>
+        <w:rPr>
+          <w:lang w:val="en-US"/>
+        </w:rPr>
+        <w:t>dataframe</w:t>
+      </w:r>
+      <w:proofErr w:type="spellEnd"/>
+      <w:r>
+        <w:rPr>
+          <w:lang w:val="en-US"/>
+        </w:rPr>
+        <w:t xml:space="preserve"> which contains information on all of the tracks </w:t>
+      </w:r>
+    </w:p>
+    <w:p>
+      <w:pPr>
+        <w:pStyle w:val="ListParagraph"/>
+        <w:numPr>
+          <w:ilvl w:val="0"/>
+          <w:numId w:val="27"/>
+        </w:numPr>
+        <w:rPr>
+          <w:lang w:val="en-US"/>
+        </w:rPr>
+      </w:pPr>
+      <w:r>
+        <w:rPr>
+          <w:lang w:val="en-US"/>
+        </w:rPr>
+        <w:t xml:space="preserve">The filtered tracking </w:t>
+      </w:r>
+      <w:proofErr w:type="spellStart"/>
+      <w:r>
+        <w:rPr>
+          <w:lang w:val="en-US"/>
+        </w:rPr>
+        <w:t>dataframe</w:t>
+      </w:r>
+      <w:proofErr w:type="spellEnd"/>
+      <w:r>
+        <w:rPr>
+          <w:lang w:val="en-US"/>
+        </w:rPr>
+        <w:t xml:space="preserve"> generated from the </w:t>
+      </w:r>
+      <w:proofErr w:type="gramStart"/>
+      <w:r>
+        <w:rPr>
+          <w:lang w:val="en-US"/>
+        </w:rPr>
+        <w:t>05.filtering</w:t>
+      </w:r>
+      <w:proofErr w:type="gramEnd"/>
+      <w:r>
+        <w:rPr>
+          <w:lang w:val="en-US"/>
+        </w:rPr>
+        <w:t>_tracks.ipynb</w:t>
+      </w:r>
+    </w:p>
+    <w:p>
+      <w:pPr>
+        <w:pStyle w:val="ListParagraph"/>
+        <w:numPr>
+          <w:ilvl w:val="0"/>
+          <w:numId w:val="27"/>
+        </w:numPr>
+        <w:rPr>
+          <w:lang w:val="en-US"/>
+        </w:rPr>
+      </w:pPr>
+      <w:r>
+        <w:rPr>
+          <w:lang w:val="en-US"/>
+        </w:rPr>
+        <w:t xml:space="preserve">The </w:t>
+      </w:r>
+      <w:proofErr w:type="spellStart"/>
+      <w:r>
+        <w:rPr>
+          <w:lang w:val="en-US"/>
+        </w:rPr>
+        <w:t>zarr</w:t>
+      </w:r>
+      <w:proofErr w:type="spellEnd"/>
+      <w:r>
+        <w:rPr>
+          <w:lang w:val="en-US"/>
+        </w:rPr>
+        <w:t xml:space="preserve"> file for the raw movie </w:t>
+      </w:r>
+    </w:p>
+    <w:p>
+      <w:pPr>
+        <w:rPr>
+          <w:lang w:val="en-US"/>
+        </w:rPr>
+      </w:pPr>
+    </w:p>
+    <w:p>
+      <w:pPr>
+        <w:rPr>
+          <w:lang w:val="en-US"/>
+        </w:rPr>
+      </w:pPr>
+    </w:p>
+    <w:p>
+      <w:pPr>
+        <w:rPr>
+          <w:lang w:val="en-US"/>
+        </w:rPr>
+      </w:pPr>
+      <w:r>
+        <w:rPr>
+          <w:lang w:val="en-US"/>
+        </w:rPr>
+        <w:t>The dashboard has the following features</w:t>
+      </w:r>
+    </w:p>
+    <w:p>
+      <w:pPr>
+        <w:pStyle w:val="ListParagraph"/>
+        <w:numPr>
+          <w:ilvl w:val="0"/>
+          <w:numId w:val="29"/>
+        </w:numPr>
+        <w:rPr>
+          <w:lang w:val="en-US"/>
+        </w:rPr>
+      </w:pPr>
+      <w:r>
+        <w:rPr>
+          <w:lang w:val="en-US"/>
+        </w:rPr>
+        <w:t>Display raw projections of 3-D</w:t>
+      </w:r>
+      <w:r>
+        <w:rPr>
+          <w:lang w:val="en-US"/>
+        </w:rPr>
+        <w:t xml:space="preserve"> tracks</w:t>
+      </w:r>
+      <w:r>
+        <w:rPr>
+          <w:lang w:val="en-US"/>
+        </w:rPr>
+        <w:t xml:space="preserve"> to 2-D </w:t>
+      </w:r>
+    </w:p>
+    <w:p>
+      <w:pPr>
+        <w:pStyle w:val="ListParagraph"/>
+        <w:numPr>
+          <w:ilvl w:val="0"/>
+          <w:numId w:val="29"/>
+        </w:numPr>
+        <w:rPr>
+          <w:lang w:val="en-US"/>
+        </w:rPr>
+      </w:pPr>
+      <w:r>
+        <w:rPr>
+          <w:lang w:val="en-US"/>
+        </w:rPr>
+        <w:t xml:space="preserve">Display intensity over time </w:t>
+      </w:r>
+    </w:p>
+    <w:p>
+      <w:pPr>
+        <w:pStyle w:val="ListParagraph"/>
+        <w:numPr>
+          <w:ilvl w:val="0"/>
+          <w:numId w:val="29"/>
+        </w:numPr>
+        <w:rPr>
+          <w:lang w:val="en-US"/>
+        </w:rPr>
+      </w:pPr>
+      <w:r>
+        <w:rPr>
+          <w:lang w:val="en-US"/>
+        </w:rPr>
+        <w:t>Select different categories of tracks</w:t>
+      </w:r>
+    </w:p>
+    <w:p>
+      <w:pPr>
+        <w:pStyle w:val="ListParagraph"/>
+        <w:numPr>
+          <w:ilvl w:val="0"/>
+          <w:numId w:val="29"/>
+        </w:numPr>
+        <w:rPr>
+          <w:lang w:val="en-US"/>
+        </w:rPr>
+      </w:pPr>
+      <w:r>
+        <w:rPr>
+          <w:lang w:val="en-US"/>
+        </w:rPr>
+        <w:t xml:space="preserve">Select different types of </w:t>
+      </w:r>
+      <w:proofErr w:type="gramStart"/>
+      <w:r>
+        <w:rPr>
+          <w:lang w:val="en-US"/>
+        </w:rPr>
+        <w:t>track</w:t>
+      </w:r>
+      <w:proofErr w:type="gramEnd"/>
+      <w:r>
+        <w:rPr>
+          <w:lang w:val="en-US"/>
+        </w:rPr>
+        <w:t xml:space="preserve"> like Channel 1 positive and Channel 2 positive </w:t>
+      </w:r>
+    </w:p>
+    <w:p>
+      <w:pPr>
+        <w:pStyle w:val="ListParagraph"/>
+        <w:numPr>
+          <w:ilvl w:val="0"/>
+          <w:numId w:val="29"/>
+        </w:numPr>
+        <w:rPr>
+          <w:lang w:val="en-US"/>
+        </w:rPr>
+      </w:pPr>
+      <w:r>
+        <w:rPr>
+          <w:lang w:val="en-US"/>
+        </w:rPr>
+        <w:t xml:space="preserve">Display track stats for each selected track </w:t>
+      </w:r>
+    </w:p>
+    <w:p>
+      <w:pPr>
+        <w:pStyle w:val="ListParagraph"/>
+        <w:numPr>
+          <w:ilvl w:val="0"/>
+          <w:numId w:val="29"/>
+        </w:numPr>
+        <w:rPr>
+          <w:lang w:val="en-US"/>
+        </w:rPr>
+      </w:pPr>
+      <w:r>
+        <w:rPr>
+          <w:lang w:val="en-US"/>
+        </w:rPr>
+        <w:t xml:space="preserve">Display track movement over time in 3-D space </w:t>
+      </w:r>
+    </w:p>
+    <w:p>
+      <w:pPr>
+        <w:pStyle w:val="ListParagraph"/>
+        <w:numPr>
+          <w:ilvl w:val="0"/>
+          <w:numId w:val="29"/>
+        </w:numPr>
+        <w:rPr>
+          <w:lang w:val="en-US"/>
+        </w:rPr>
+      </w:pPr>
+      <w:r>
+        <w:rPr>
+          <w:lang w:val="en-US"/>
+        </w:rPr>
+        <w:t xml:space="preserve">The user can save tracks as good, bad or fine and also give remarks for each track to assist in improving parameters of the pipeline </w:t>
+      </w:r>
+    </w:p>
+    <w:p>
+      <w:pPr>
+        <w:rPr>
+          <w:lang w:val="en-US"/>
+        </w:rPr>
+      </w:pPr>
+    </w:p>
+    <w:p>
+      <w:pPr>
+        <w:rPr>
           <w:b/>
           <w:bCs/>
           <w:lang w:val="en-US"/>
         </w:rPr>
       </w:pPr>
-      <w:r>
+    </w:p>
+    <w:p>
+      <w:pPr>
         <w:rPr>
           <w:b/>
           <w:bCs/>
           <w:lang w:val="en-US"/>
         </w:rPr>
+      </w:pPr>
+    </w:p>
+    <w:p>
+      <w:pPr>
+        <w:rPr>
+          <w:b/>
+          <w:bCs/>
+          <w:lang w:val="en-US"/>
+        </w:rPr>
+      </w:pPr>
+      <w:r>
+        <w:rPr>
+          <w:b/>
+          <w:bCs/>
+          <w:lang w:val="en-US"/>
+        </w:rPr>
         <w:t xml:space="preserve">Optional Parts: </w:t>
       </w:r>
     </w:p>
@@ -4245,6 +4803,13 @@
         </w:rPr>
         <w:t xml:space="preserve"> </w:t>
       </w:r>
+    </w:p>
+    <w:p>
+      <w:pPr>
+        <w:rPr>
+          <w:lang w:val="en-US"/>
+        </w:rPr>
+      </w:pPr>
     </w:p>
     <w:sectPr>
       <w:pgSz w:w="11906" w:h="16838"/>
@@ -5173,6 +5738,95 @@
     </w:lvl>
   </w:abstractNum>
   <w:abstractNum w:abstractNumId="10" w15:restartNumberingAfterBreak="0">
+    <w:nsid w:val="22432CFD"/>
+    <w:multiLevelType w:val="hybridMultilevel"/>
+    <w:tmpl w:val="A414FEC6"/>
+    <w:lvl w:ilvl="0" w:tplc="0809000F">
+      <w:start w:val="1"/>
+      <w:numFmt w:val="decimal"/>
+      <w:lvlText w:val="%1."/>
+      <w:lvlJc w:val="left"/>
+      <w:pPr>
+        <w:ind w:left="720" w:hanging="360"/>
+      </w:pPr>
+      <w:rPr>
+        <w:rFonts w:hint="default"/>
+      </w:rPr>
+    </w:lvl>
+    <w:lvl w:ilvl="1" w:tplc="08090019" w:tentative="1">
+      <w:start w:val="1"/>
+      <w:numFmt w:val="lowerLetter"/>
+      <w:lvlText w:val="%2."/>
+      <w:lvlJc w:val="left"/>
+      <w:pPr>
+        <w:ind w:left="1440" w:hanging="360"/>
+      </w:pPr>
+    </w:lvl>
+    <w:lvl w:ilvl="2" w:tplc="0809001B" w:tentative="1">
+      <w:start w:val="1"/>
+      <w:numFmt w:val="lowerRoman"/>
+      <w:lvlText w:val="%3."/>
+      <w:lvlJc w:val="right"/>
+      <w:pPr>
+        <w:ind w:left="2160" w:hanging="180"/>
+      </w:pPr>
+    </w:lvl>
+    <w:lvl w:ilvl="3" w:tplc="0809000F" w:tentative="1">
+      <w:start w:val="1"/>
+      <w:numFmt w:val="decimal"/>
+      <w:lvlText w:val="%4."/>
+      <w:lvlJc w:val="left"/>
+      <w:pPr>
+        <w:ind w:left="2880" w:hanging="360"/>
+      </w:pPr>
+    </w:lvl>
+    <w:lvl w:ilvl="4" w:tplc="08090019" w:tentative="1">
+      <w:start w:val="1"/>
+      <w:numFmt w:val="lowerLetter"/>
+      <w:lvlText w:val="%5."/>
+      <w:lvlJc w:val="left"/>
+      <w:pPr>
+        <w:ind w:left="3600" w:hanging="360"/>
+      </w:pPr>
+    </w:lvl>
+    <w:lvl w:ilvl="5" w:tplc="0809001B" w:tentative="1">
+      <w:start w:val="1"/>
+      <w:numFmt w:val="lowerRoman"/>
+      <w:lvlText w:val="%6."/>
+      <w:lvlJc w:val="right"/>
+      <w:pPr>
+        <w:ind w:left="4320" w:hanging="180"/>
+      </w:pPr>
+    </w:lvl>
+    <w:lvl w:ilvl="6" w:tplc="0809000F" w:tentative="1">
+      <w:start w:val="1"/>
+      <w:numFmt w:val="decimal"/>
+      <w:lvlText w:val="%7."/>
+      <w:lvlJc w:val="left"/>
+      <w:pPr>
+        <w:ind w:left="5040" w:hanging="360"/>
+      </w:pPr>
+    </w:lvl>
+    <w:lvl w:ilvl="7" w:tplc="08090019" w:tentative="1">
+      <w:start w:val="1"/>
+      <w:numFmt w:val="lowerLetter"/>
+      <w:lvlText w:val="%8."/>
+      <w:lvlJc w:val="left"/>
+      <w:pPr>
+        <w:ind w:left="5760" w:hanging="360"/>
+      </w:pPr>
+    </w:lvl>
+    <w:lvl w:ilvl="8" w:tplc="0809001B" w:tentative="1">
+      <w:start w:val="1"/>
+      <w:numFmt w:val="lowerRoman"/>
+      <w:lvlText w:val="%9."/>
+      <w:lvlJc w:val="right"/>
+      <w:pPr>
+        <w:ind w:left="6480" w:hanging="180"/>
+      </w:pPr>
+    </w:lvl>
+  </w:abstractNum>
+  <w:abstractNum w:abstractNumId="11" w15:restartNumberingAfterBreak="0">
     <w:nsid w:val="26BB19EE"/>
     <w:multiLevelType w:val="hybridMultilevel"/>
     <w:tmpl w:val="C324F7DA"/>
@@ -5261,7 +5915,7 @@
       </w:pPr>
     </w:lvl>
   </w:abstractNum>
-  <w:abstractNum w:abstractNumId="11" w15:restartNumberingAfterBreak="0">
+  <w:abstractNum w:abstractNumId="12" w15:restartNumberingAfterBreak="0">
     <w:nsid w:val="2C1E3CF8"/>
     <w:multiLevelType w:val="hybridMultilevel"/>
     <w:tmpl w:val="7D940D9A"/>
@@ -5350,7 +6004,7 @@
       </w:pPr>
     </w:lvl>
   </w:abstractNum>
-  <w:abstractNum w:abstractNumId="12" w15:restartNumberingAfterBreak="0">
+  <w:abstractNum w:abstractNumId="13" w15:restartNumberingAfterBreak="0">
     <w:nsid w:val="305E3E55"/>
     <w:multiLevelType w:val="hybridMultilevel"/>
     <w:tmpl w:val="83E4639C"/>
@@ -5439,7 +6093,7 @@
       </w:pPr>
     </w:lvl>
   </w:abstractNum>
-  <w:abstractNum w:abstractNumId="13" w15:restartNumberingAfterBreak="0">
+  <w:abstractNum w:abstractNumId="14" w15:restartNumberingAfterBreak="0">
     <w:nsid w:val="41384088"/>
     <w:multiLevelType w:val="hybridMultilevel"/>
     <w:tmpl w:val="063A30B8"/>
@@ -5528,7 +6182,7 @@
       </w:pPr>
     </w:lvl>
   </w:abstractNum>
-  <w:abstractNum w:abstractNumId="14" w15:restartNumberingAfterBreak="0">
+  <w:abstractNum w:abstractNumId="15" w15:restartNumberingAfterBreak="0">
     <w:nsid w:val="41A175C1"/>
     <w:multiLevelType w:val="hybridMultilevel"/>
     <w:tmpl w:val="9F3AFCE0"/>
@@ -5617,7 +6271,7 @@
       </w:pPr>
     </w:lvl>
   </w:abstractNum>
-  <w:abstractNum w:abstractNumId="15" w15:restartNumberingAfterBreak="0">
+  <w:abstractNum w:abstractNumId="16" w15:restartNumberingAfterBreak="0">
     <w:nsid w:val="42B97967"/>
     <w:multiLevelType w:val="hybridMultilevel"/>
     <w:tmpl w:val="D0969352"/>
@@ -5706,7 +6360,7 @@
       </w:pPr>
     </w:lvl>
   </w:abstractNum>
-  <w:abstractNum w:abstractNumId="16" w15:restartNumberingAfterBreak="0">
+  <w:abstractNum w:abstractNumId="17" w15:restartNumberingAfterBreak="0">
     <w:nsid w:val="48105A14"/>
     <w:multiLevelType w:val="hybridMultilevel"/>
     <w:tmpl w:val="D47AD5E6"/>
@@ -5795,7 +6449,96 @@
       </w:pPr>
     </w:lvl>
   </w:abstractNum>
-  <w:abstractNum w:abstractNumId="17" w15:restartNumberingAfterBreak="0">
+  <w:abstractNum w:abstractNumId="18" w15:restartNumberingAfterBreak="0">
+    <w:nsid w:val="48D02097"/>
+    <w:multiLevelType w:val="hybridMultilevel"/>
+    <w:tmpl w:val="04802574"/>
+    <w:lvl w:ilvl="0" w:tplc="0809000F">
+      <w:start w:val="1"/>
+      <w:numFmt w:val="decimal"/>
+      <w:lvlText w:val="%1."/>
+      <w:lvlJc w:val="left"/>
+      <w:pPr>
+        <w:ind w:left="720" w:hanging="360"/>
+      </w:pPr>
+      <w:rPr>
+        <w:rFonts w:hint="default"/>
+      </w:rPr>
+    </w:lvl>
+    <w:lvl w:ilvl="1" w:tplc="08090019" w:tentative="1">
+      <w:start w:val="1"/>
+      <w:numFmt w:val="lowerLetter"/>
+      <w:lvlText w:val="%2."/>
+      <w:lvlJc w:val="left"/>
+      <w:pPr>
+        <w:ind w:left="1440" w:hanging="360"/>
+      </w:pPr>
+    </w:lvl>
+    <w:lvl w:ilvl="2" w:tplc="0809001B" w:tentative="1">
+      <w:start w:val="1"/>
+      <w:numFmt w:val="lowerRoman"/>
+      <w:lvlText w:val="%3."/>
+      <w:lvlJc w:val="right"/>
+      <w:pPr>
+        <w:ind w:left="2160" w:hanging="180"/>
+      </w:pPr>
+    </w:lvl>
+    <w:lvl w:ilvl="3" w:tplc="0809000F" w:tentative="1">
+      <w:start w:val="1"/>
+      <w:numFmt w:val="decimal"/>
+      <w:lvlText w:val="%4."/>
+      <w:lvlJc w:val="left"/>
+      <w:pPr>
+        <w:ind w:left="2880" w:hanging="360"/>
+      </w:pPr>
+    </w:lvl>
+    <w:lvl w:ilvl="4" w:tplc="08090019" w:tentative="1">
+      <w:start w:val="1"/>
+      <w:numFmt w:val="lowerLetter"/>
+      <w:lvlText w:val="%5."/>
+      <w:lvlJc w:val="left"/>
+      <w:pPr>
+        <w:ind w:left="3600" w:hanging="360"/>
+      </w:pPr>
+    </w:lvl>
+    <w:lvl w:ilvl="5" w:tplc="0809001B" w:tentative="1">
+      <w:start w:val="1"/>
+      <w:numFmt w:val="lowerRoman"/>
+      <w:lvlText w:val="%6."/>
+      <w:lvlJc w:val="right"/>
+      <w:pPr>
+        <w:ind w:left="4320" w:hanging="180"/>
+      </w:pPr>
+    </w:lvl>
+    <w:lvl w:ilvl="6" w:tplc="0809000F" w:tentative="1">
+      <w:start w:val="1"/>
+      <w:numFmt w:val="decimal"/>
+      <w:lvlText w:val="%7."/>
+      <w:lvlJc w:val="left"/>
+      <w:pPr>
+        <w:ind w:left="5040" w:hanging="360"/>
+      </w:pPr>
+    </w:lvl>
+    <w:lvl w:ilvl="7" w:tplc="08090019" w:tentative="1">
+      <w:start w:val="1"/>
+      <w:numFmt w:val="lowerLetter"/>
+      <w:lvlText w:val="%8."/>
+      <w:lvlJc w:val="left"/>
+      <w:pPr>
+        <w:ind w:left="5760" w:hanging="360"/>
+      </w:pPr>
+    </w:lvl>
+    <w:lvl w:ilvl="8" w:tplc="0809001B" w:tentative="1">
+      <w:start w:val="1"/>
+      <w:numFmt w:val="lowerRoman"/>
+      <w:lvlText w:val="%9."/>
+      <w:lvlJc w:val="right"/>
+      <w:pPr>
+        <w:ind w:left="6480" w:hanging="180"/>
+      </w:pPr>
+    </w:lvl>
+  </w:abstractNum>
+  <w:abstractNum w:abstractNumId="19" w15:restartNumberingAfterBreak="0">
     <w:nsid w:val="49935860"/>
     <w:multiLevelType w:val="hybridMultilevel"/>
     <w:tmpl w:val="547C81AA"/>
@@ -5884,7 +6627,7 @@
       </w:pPr>
     </w:lvl>
   </w:abstractNum>
-  <w:abstractNum w:abstractNumId="18" w15:restartNumberingAfterBreak="0">
+  <w:abstractNum w:abstractNumId="20" w15:restartNumberingAfterBreak="0">
     <w:nsid w:val="4C761D46"/>
     <w:multiLevelType w:val="hybridMultilevel"/>
     <w:tmpl w:val="D2F20B9C"/>
@@ -5973,7 +6716,7 @@
       </w:pPr>
     </w:lvl>
   </w:abstractNum>
-  <w:abstractNum w:abstractNumId="19" w15:restartNumberingAfterBreak="0">
+  <w:abstractNum w:abstractNumId="21" w15:restartNumberingAfterBreak="0">
     <w:nsid w:val="529C69D1"/>
     <w:multiLevelType w:val="hybridMultilevel"/>
     <w:tmpl w:val="913C494A"/>
@@ -6062,7 +6805,96 @@
       </w:pPr>
     </w:lvl>
   </w:abstractNum>
-  <w:abstractNum w:abstractNumId="20" w15:restartNumberingAfterBreak="0">
+  <w:abstractNum w:abstractNumId="22" w15:restartNumberingAfterBreak="0">
+    <w:nsid w:val="53E3629A"/>
+    <w:multiLevelType w:val="hybridMultilevel"/>
+    <w:tmpl w:val="4EE63A0C"/>
+    <w:lvl w:ilvl="0" w:tplc="0809000F">
+      <w:start w:val="1"/>
+      <w:numFmt w:val="decimal"/>
+      <w:lvlText w:val="%1."/>
+      <w:lvlJc w:val="left"/>
+      <w:pPr>
+        <w:ind w:left="720" w:hanging="360"/>
+      </w:pPr>
+      <w:rPr>
+        <w:rFonts w:hint="default"/>
+      </w:rPr>
+    </w:lvl>
+    <w:lvl w:ilvl="1" w:tplc="08090019" w:tentative="1">
+      <w:start w:val="1"/>
+      <w:numFmt w:val="lowerLetter"/>
+      <w:lvlText w:val="%2."/>
+      <w:lvlJc w:val="left"/>
+      <w:pPr>
+        <w:ind w:left="1440" w:hanging="360"/>
+      </w:pPr>
+    </w:lvl>
+    <w:lvl w:ilvl="2" w:tplc="0809001B" w:tentative="1">
+      <w:start w:val="1"/>
+      <w:numFmt w:val="lowerRoman"/>
+      <w:lvlText w:val="%3."/>
+      <w:lvlJc w:val="right"/>
+      <w:pPr>
+        <w:ind w:left="2160" w:hanging="180"/>
+      </w:pPr>
+    </w:lvl>
+    <w:lvl w:ilvl="3" w:tplc="0809000F" w:tentative="1">
+      <w:start w:val="1"/>
+      <w:numFmt w:val="decimal"/>
+      <w:lvlText w:val="%4."/>
+      <w:lvlJc w:val="left"/>
+      <w:pPr>
+        <w:ind w:left="2880" w:hanging="360"/>
+      </w:pPr>
+    </w:lvl>
+    <w:lvl w:ilvl="4" w:tplc="08090019" w:tentative="1">
+      <w:start w:val="1"/>
+      <w:numFmt w:val="lowerLetter"/>
+      <w:lvlText w:val="%5."/>
+      <w:lvlJc w:val="left"/>
+      <w:pPr>
+        <w:ind w:left="3600" w:hanging="360"/>
+      </w:pPr>
+    </w:lvl>
+    <w:lvl w:ilvl="5" w:tplc="0809001B" w:tentative="1">
+      <w:start w:val="1"/>
+      <w:numFmt w:val="lowerRoman"/>
+      <w:lvlText w:val="%6."/>
+      <w:lvlJc w:val="right"/>
+      <w:pPr>
+        <w:ind w:left="4320" w:hanging="180"/>
+      </w:pPr>
+    </w:lvl>
+    <w:lvl w:ilvl="6" w:tplc="0809000F" w:tentative="1">
+      <w:start w:val="1"/>
+      <w:numFmt w:val="decimal"/>
+      <w:lvlText w:val="%7."/>
+      <w:lvlJc w:val="left"/>
+      <w:pPr>
+        <w:ind w:left="5040" w:hanging="360"/>
+      </w:pPr>
+    </w:lvl>
+    <w:lvl w:ilvl="7" w:tplc="08090019" w:tentative="1">
+      <w:start w:val="1"/>
+      <w:numFmt w:val="lowerLetter"/>
+      <w:lvlText w:val="%8."/>
+      <w:lvlJc w:val="left"/>
+      <w:pPr>
+        <w:ind w:left="5760" w:hanging="360"/>
+      </w:pPr>
+    </w:lvl>
+    <w:lvl w:ilvl="8" w:tplc="0809001B" w:tentative="1">
+      <w:start w:val="1"/>
+      <w:numFmt w:val="lowerRoman"/>
+      <w:lvlText w:val="%9."/>
+      <w:lvlJc w:val="right"/>
+      <w:pPr>
+        <w:ind w:left="6480" w:hanging="180"/>
+      </w:pPr>
+    </w:lvl>
+  </w:abstractNum>
+  <w:abstractNum w:abstractNumId="23" w15:restartNumberingAfterBreak="0">
     <w:nsid w:val="589D4A1F"/>
     <w:multiLevelType w:val="hybridMultilevel"/>
     <w:tmpl w:val="D1EA85CA"/>
@@ -6151,7 +6983,7 @@
       </w:pPr>
     </w:lvl>
   </w:abstractNum>
-  <w:abstractNum w:abstractNumId="21" w15:restartNumberingAfterBreak="0">
+  <w:abstractNum w:abstractNumId="24" w15:restartNumberingAfterBreak="0">
     <w:nsid w:val="58BF6B0C"/>
     <w:multiLevelType w:val="hybridMultilevel"/>
     <w:tmpl w:val="2F30A9F2"/>
@@ -6240,7 +7072,7 @@
       </w:pPr>
     </w:lvl>
   </w:abstractNum>
-  <w:abstractNum w:abstractNumId="22" w15:restartNumberingAfterBreak="0">
+  <w:abstractNum w:abstractNumId="25" w15:restartNumberingAfterBreak="0">
     <w:nsid w:val="73584C1C"/>
     <w:multiLevelType w:val="hybridMultilevel"/>
     <w:tmpl w:val="434E6FAC"/>
@@ -6329,7 +7161,7 @@
       </w:pPr>
     </w:lvl>
   </w:abstractNum>
-  <w:abstractNum w:abstractNumId="23" w15:restartNumberingAfterBreak="0">
+  <w:abstractNum w:abstractNumId="26" w15:restartNumberingAfterBreak="0">
     <w:nsid w:val="73B95083"/>
     <w:multiLevelType w:val="hybridMultilevel"/>
     <w:tmpl w:val="B58C3EFC"/>
@@ -6418,7 +7250,7 @@
       </w:pPr>
     </w:lvl>
   </w:abstractNum>
-  <w:abstractNum w:abstractNumId="24" w15:restartNumberingAfterBreak="0">
+  <w:abstractNum w:abstractNumId="27" w15:restartNumberingAfterBreak="0">
     <w:nsid w:val="7ACF3CDB"/>
     <w:multiLevelType w:val="hybridMultilevel"/>
     <w:tmpl w:val="8B32715E"/>
@@ -6507,7 +7339,7 @@
       </w:pPr>
     </w:lvl>
   </w:abstractNum>
-  <w:abstractNum w:abstractNumId="25" w15:restartNumberingAfterBreak="0">
+  <w:abstractNum w:abstractNumId="28" w15:restartNumberingAfterBreak="0">
     <w:nsid w:val="7AE90D4E"/>
     <w:multiLevelType w:val="hybridMultilevel"/>
     <w:tmpl w:val="47D0649E"/>
@@ -6597,10 +7429,10 @@
     </w:lvl>
   </w:abstractNum>
   <w:num w:numId="1" w16cid:durableId="1283339435">
-    <w:abstractNumId w:val="12"/>
+    <w:abstractNumId w:val="13"/>
   </w:num>
   <w:num w:numId="2" w16cid:durableId="1048607284">
-    <w:abstractNumId w:val="19"/>
+    <w:abstractNumId w:val="21"/>
   </w:num>
   <w:num w:numId="3" w16cid:durableId="1161316749">
     <w:abstractNumId w:val="4"/>
@@ -6609,40 +7441,40 @@
     <w:abstractNumId w:val="3"/>
   </w:num>
   <w:num w:numId="5" w16cid:durableId="1148982525">
-    <w:abstractNumId w:val="23"/>
+    <w:abstractNumId w:val="26"/>
   </w:num>
   <w:num w:numId="6" w16cid:durableId="1922787603">
     <w:abstractNumId w:val="6"/>
   </w:num>
   <w:num w:numId="7" w16cid:durableId="2030907101">
-    <w:abstractNumId w:val="21"/>
+    <w:abstractNumId w:val="24"/>
   </w:num>
   <w:num w:numId="8" w16cid:durableId="1734696403">
-    <w:abstractNumId w:val="17"/>
+    <w:abstractNumId w:val="19"/>
   </w:num>
   <w:num w:numId="9" w16cid:durableId="1432093472">
-    <w:abstractNumId w:val="13"/>
+    <w:abstractNumId w:val="14"/>
   </w:num>
   <w:num w:numId="10" w16cid:durableId="2094084277">
     <w:abstractNumId w:val="7"/>
   </w:num>
   <w:num w:numId="11" w16cid:durableId="721750625">
-    <w:abstractNumId w:val="16"/>
+    <w:abstractNumId w:val="17"/>
   </w:num>
   <w:num w:numId="12" w16cid:durableId="1859539463">
     <w:abstractNumId w:val="9"/>
   </w:num>
   <w:num w:numId="13" w16cid:durableId="871384514">
-    <w:abstractNumId w:val="10"/>
+    <w:abstractNumId w:val="11"/>
   </w:num>
   <w:num w:numId="14" w16cid:durableId="637228976">
-    <w:abstractNumId w:val="24"/>
+    <w:abstractNumId w:val="27"/>
   </w:num>
   <w:num w:numId="15" w16cid:durableId="129057109">
-    <w:abstractNumId w:val="22"/>
+    <w:abstractNumId w:val="25"/>
   </w:num>
   <w:num w:numId="16" w16cid:durableId="1706562533">
-    <w:abstractNumId w:val="18"/>
+    <w:abstractNumId w:val="20"/>
   </w:num>
   <w:num w:numId="17" w16cid:durableId="1945069287">
     <w:abstractNumId w:val="8"/>
@@ -6651,10 +7483,10 @@
     <w:abstractNumId w:val="2"/>
   </w:num>
   <w:num w:numId="19" w16cid:durableId="580673943">
-    <w:abstractNumId w:val="25"/>
+    <w:abstractNumId w:val="28"/>
   </w:num>
   <w:num w:numId="20" w16cid:durableId="811168274">
-    <w:abstractNumId w:val="20"/>
+    <w:abstractNumId w:val="23"/>
   </w:num>
   <w:num w:numId="21" w16cid:durableId="2065713052">
     <w:abstractNumId w:val="5"/>
@@ -6666,13 +7498,22 @@
     <w:abstractNumId w:val="1"/>
   </w:num>
   <w:num w:numId="24" w16cid:durableId="1444035041">
-    <w:abstractNumId w:val="11"/>
+    <w:abstractNumId w:val="12"/>
   </w:num>
   <w:num w:numId="25" w16cid:durableId="1933928694">
+    <w:abstractNumId w:val="16"/>
+  </w:num>
+  <w:num w:numId="26" w16cid:durableId="718016351">
     <w:abstractNumId w:val="15"/>
   </w:num>
-  <w:num w:numId="26" w16cid:durableId="718016351">
-    <w:abstractNumId w:val="14"/>
+  <w:num w:numId="27" w16cid:durableId="352999318">
+    <w:abstractNumId w:val="10"/>
+  </w:num>
+  <w:num w:numId="28" w16cid:durableId="102773913">
+    <w:abstractNumId w:val="18"/>
+  </w:num>
+  <w:num w:numId="29" w16cid:durableId="1904214086">
+    <w:abstractNumId w:val="22"/>
   </w:num>
 </w:numbering>
 </file>
@@ -7077,7 +7918,6 @@
   <w:style w:type="character" w:default="1" w:styleId="DefaultParagraphFont">
     <w:name w:val="Default Paragraph Font"/>
     <w:uiPriority w:val="1"/>
-    <w:semiHidden/>
     <w:unhideWhenUsed/>
   </w:style>
   <w:style w:type="table" w:default="1" w:styleId="TableNormal">
@@ -7134,6 +7974,33 @@
       <w:ind w:left="720"/>
       <w:contextualSpacing/>
     </w:pPr>
+  </w:style>
+  <w:style w:type="paragraph" w:styleId="HTMLPreformatted">
+    <w:name w:val="HTML Preformatted"/>
+    <w:basedOn w:val="Normal"/>
+    <w:link w:val="HTMLPreformattedChar"/>
+    <w:uiPriority w:val="99"/>
+    <w:semiHidden/>
+    <w:unhideWhenUsed/>
+    <w:rsid w:val="00172515"/>
+    <w:rPr>
+      <w:rFonts w:ascii="Consolas" w:hAnsi="Consolas"/>
+      <w:sz w:val="20"/>
+      <w:szCs w:val="20"/>
+    </w:rPr>
+  </w:style>
+  <w:style w:type="character" w:customStyle="1" w:styleId="HTMLPreformattedChar">
+    <w:name w:val="HTML Preformatted Char"/>
+    <w:basedOn w:val="DefaultParagraphFont"/>
+    <w:link w:val="HTMLPreformatted"/>
+    <w:uiPriority w:val="99"/>
+    <w:semiHidden/>
+    <w:rsid w:val="00172515"/>
+    <w:rPr>
+      <w:rFonts w:ascii="Consolas" w:hAnsi="Consolas"/>
+      <w:sz w:val="20"/>
+      <w:szCs w:val="20"/>
+    </w:rPr>
   </w:style>
 </w:styles>
 </file>

--- a/Image Analysis Pipeline Explained.docx
+++ b/Image Analysis Pipeline Explained.docx
@@ -1,6 +1,6 @@
 
 <file path=word/document.xml><?xml version="1.0" encoding="utf-8"?>
-<w:document xmlns:wpc="http://schemas.microsoft.com/office/word/2010/wordprocessingCanvas" xmlns:cx="http://schemas.microsoft.com/office/drawing/2014/chartex" xmlns:cx1="http://schemas.microsoft.com/office/drawing/2015/9/8/chartex" xmlns:cx2="http://schemas.microsoft.com/office/drawing/2015/10/21/chartex" xmlns:cx3="http://schemas.microsoft.com/office/drawing/2016/5/9/chartex" xmlns:cx4="http://schemas.microsoft.com/office/drawing/2016/5/10/chartex" xmlns:cx5="http://schemas.microsoft.com/office/drawing/2016/5/11/chartex" xmlns:cx6="http://schemas.microsoft.com/office/drawing/2016/5/12/chartex" xmlns:cx7="http://schemas.microsoft.com/office/drawing/2016/5/13/chartex" xmlns:cx8="http://schemas.microsoft.com/office/drawing/2016/5/14/chartex" xmlns:mc="http://schemas.openxmlformats.org/markup-compatibility/2006" xmlns:aink="http://schemas.microsoft.com/office/drawing/2016/ink" xmlns:am3d="http://schemas.microsoft.com/office/drawing/2017/model3d" xmlns:o="urn:schemas-microsoft-com:office:office" xmlns:oel="http://schemas.microsoft.com/office/2019/extlst" xmlns:r="http://schemas.openxmlformats.org/officeDocument/2006/relationships" xmlns:m="http://schemas.openxmlformats.org/officeDocument/2006/math" xmlns:v="urn:schemas-microsoft-com:vml" xmlns:wp14="http://schemas.microsoft.com/office/word/2010/wordprocessingDrawing" xmlns:wp="http://schemas.openxmlformats.org/drawingml/2006/wordprocessingDrawing" xmlns:w10="urn:schemas-microsoft-com:office:word" xmlns:w="http://schemas.openxmlformats.org/wordprocessingml/2006/main" xmlns:w14="http://schemas.microsoft.com/office/word/2010/wordml" xmlns:w15="http://schemas.microsoft.com/office/word/2012/wordml" xmlns:w16cex="http://schemas.microsoft.com/office/word/2018/wordml/cex" xmlns:w16cid="http://schemas.microsoft.com/office/word/2016/wordml/cid" xmlns:w16="http://schemas.microsoft.com/office/word/2018/wordml" xmlns:w16sdtdh="http://schemas.microsoft.com/office/word/2020/wordml/sdtdatahash" xmlns:w16se="http://schemas.microsoft.com/office/word/2015/wordml/symex" xmlns:wpg="http://schemas.microsoft.com/office/word/2010/wordprocessingGroup" xmlns:wpi="http://schemas.microsoft.com/office/word/2010/wordprocessingInk" xmlns:wne="http://schemas.microsoft.com/office/word/2006/wordml" xmlns:wps="http://schemas.microsoft.com/office/word/2010/wordprocessingShape" mc:Ignorable="w14 w15 w16se w16cid w16 w16cex w16sdtdh wp14">
+<w:document xmlns:wpc="http://schemas.microsoft.com/office/word/2010/wordprocessingCanvas" xmlns:cx="http://schemas.microsoft.com/office/drawing/2014/chartex" xmlns:cx1="http://schemas.microsoft.com/office/drawing/2015/9/8/chartex" xmlns:cx2="http://schemas.microsoft.com/office/drawing/2015/10/21/chartex" xmlns:cx3="http://schemas.microsoft.com/office/drawing/2016/5/9/chartex" xmlns:cx4="http://schemas.microsoft.com/office/drawing/2016/5/10/chartex" xmlns:cx5="http://schemas.microsoft.com/office/drawing/2016/5/11/chartex" xmlns:cx6="http://schemas.microsoft.com/office/drawing/2016/5/12/chartex" xmlns:cx7="http://schemas.microsoft.com/office/drawing/2016/5/13/chartex" xmlns:cx8="http://schemas.microsoft.com/office/drawing/2016/5/14/chartex" xmlns:mc="http://schemas.openxmlformats.org/markup-compatibility/2006" xmlns:aink="http://schemas.microsoft.com/office/drawing/2016/ink" xmlns:am3d="http://schemas.microsoft.com/office/drawing/2017/model3d" xmlns:o="urn:schemas-microsoft-com:office:office" xmlns:oel="http://schemas.microsoft.com/office/2019/extlst" xmlns:r="http://schemas.openxmlformats.org/officeDocument/2006/relationships" xmlns:m="http://schemas.openxmlformats.org/officeDocument/2006/math" xmlns:v="urn:schemas-microsoft-com:vml" xmlns:wp14="http://schemas.microsoft.com/office/word/2010/wordprocessingDrawing" xmlns:wp="http://schemas.openxmlformats.org/drawingml/2006/wordprocessingDrawing" xmlns:w10="urn:schemas-microsoft-com:office:word" xmlns:w="http://schemas.openxmlformats.org/wordprocessingml/2006/main" xmlns:w14="http://schemas.microsoft.com/office/word/2010/wordml" xmlns:w15="http://schemas.microsoft.com/office/word/2012/wordml" xmlns:w16cex="http://schemas.microsoft.com/office/word/2018/wordml/cex" xmlns:w16cid="http://schemas.microsoft.com/office/word/2016/wordml/cid" xmlns:w16="http://schemas.microsoft.com/office/word/2018/wordml" xmlns:w16du="http://schemas.microsoft.com/office/word/2023/wordml/word16du" xmlns:w16sdtdh="http://schemas.microsoft.com/office/word/2020/wordml/sdtdatahash" xmlns:w16sdtfl="http://schemas.microsoft.com/office/word/2024/wordml/sdtformatlock" xmlns:w16se="http://schemas.microsoft.com/office/word/2015/wordml/symex" xmlns:wpg="http://schemas.microsoft.com/office/word/2010/wordprocessingGroup" xmlns:wpi="http://schemas.microsoft.com/office/word/2010/wordprocessingInk" xmlns:wne="http://schemas.microsoft.com/office/word/2006/wordml" xmlns:wps="http://schemas.microsoft.com/office/word/2010/wordprocessingShape" mc:Ignorable="w14 w15 w16se w16cid w16 w16cex w16sdtdh w16sdtfl w16du wp14">
   <w:body>
     <w:p>
       <w:pPr>
@@ -69,7 +69,7 @@
       <w:r>
         <w:t xml:space="preserve"> </w:t>
       </w:r>
-      <w:hyperlink r:id="rId5" w:history="1">
+      <w:hyperlink r:id="rId7" w:history="1">
         <w:proofErr w:type="spellStart"/>
         <w:r>
           <w:rPr>
@@ -137,7 +137,7 @@
         </w:rPr>
         <w:t xml:space="preserve"> the </w:t>
       </w:r>
-      <w:hyperlink r:id="rId6" w:history="1">
+      <w:hyperlink r:id="rId8" w:history="1">
         <w:r>
           <w:rPr>
             <w:rStyle w:val="Hyperlink"/>
@@ -209,7 +209,7 @@
       <w:r>
         <w:t xml:space="preserve">Install </w:t>
       </w:r>
-      <w:hyperlink r:id="rId7" w:history="1">
+      <w:hyperlink r:id="rId9" w:history="1">
         <w:proofErr w:type="spellStart"/>
         <w:r>
           <w:rPr>
@@ -222,7 +222,7 @@
       <w:r>
         <w:t xml:space="preserve"> and </w:t>
       </w:r>
-      <w:hyperlink r:id="rId8" w:history="1">
+      <w:hyperlink r:id="rId10" w:history="1">
         <w:r>
           <w:rPr>
             <w:rStyle w:val="Hyperlink"/>
@@ -248,7 +248,7 @@
       <w:r>
         <w:t xml:space="preserve">a folder where the analysis routine will go, and </w:t>
       </w:r>
-      <w:hyperlink r:id="rId9" w:history="1">
+      <w:hyperlink r:id="rId11" w:history="1">
         <w:r>
           <w:rPr>
             <w:rStyle w:val="Hyperlink"/>
@@ -595,10 +595,44 @@
         <w:t xml:space="preserve">Open Final =&gt; Data Preparation =&gt; </w:t>
       </w:r>
       <w:proofErr w:type="spellStart"/>
-      <w:r>
-        <w:t>full_movie_to_zarr.ipynb</w:t>
+      <w:proofErr w:type="gramStart"/>
+      <w:r>
+        <w:t>config.toml</w:t>
       </w:r>
       <w:proofErr w:type="spellEnd"/>
+      <w:proofErr w:type="gramEnd"/>
+      <w:r>
+        <w:t xml:space="preserve">. </w:t>
+      </w:r>
+      <w:r>
+        <w:t xml:space="preserve">Paste </w:t>
+      </w:r>
+      <w:r>
+        <w:t>the name of the full movie to the variable “</w:t>
+      </w:r>
+      <w:proofErr w:type="spellStart"/>
+      <w:r>
+        <w:t>input_file_name</w:t>
+      </w:r>
+      <w:proofErr w:type="spellEnd"/>
+      <w:r>
+        <w:t>”</w:t>
+      </w:r>
+      <w:r>
+        <w:t xml:space="preserve"> and</w:t>
+      </w:r>
+      <w:r>
+        <w:t xml:space="preserve"> </w:t>
+      </w:r>
+      <w:r>
+        <w:t>s</w:t>
+      </w:r>
+      <w:r>
+        <w:t>ave changes</w:t>
+      </w:r>
+      <w:r>
+        <w:t>.</w:t>
+      </w:r>
       <w:r>
         <w:t xml:space="preserve"> </w:t>
       </w:r>
@@ -612,38 +646,23 @@
         </w:numPr>
       </w:pPr>
       <w:r>
-        <w:rPr>
-          <w:b/>
-          <w:bCs/>
-        </w:rPr>
-        <w:t>Change the file name (</w:t>
+        <w:t xml:space="preserve">Open </w:t>
       </w:r>
       <w:proofErr w:type="spellStart"/>
       <w:r>
-        <w:rPr>
-          <w:b/>
-          <w:bCs/>
-        </w:rPr>
-        <w:t>input_file_name</w:t>
+        <w:t>full_movie_to_</w:t>
+      </w:r>
+      <w:proofErr w:type="gramStart"/>
+      <w:r>
+        <w:t>zarr.ipynb</w:t>
       </w:r>
       <w:proofErr w:type="spellEnd"/>
-      <w:r>
-        <w:rPr>
-          <w:b/>
-          <w:bCs/>
-        </w:rPr>
-        <w:t xml:space="preserve"> = ) to the name of your movie file</w:t>
-      </w:r>
-      <w:r>
-        <w:t xml:space="preserve">. Click “Run all” in the “Cell” menu to run all the code in the cells. (Or type </w:t>
-      </w:r>
-      <w:proofErr w:type="spellStart"/>
-      <w:r>
-        <w:t>shift+enter</w:t>
-      </w:r>
-      <w:proofErr w:type="spellEnd"/>
-      <w:r>
-        <w:t xml:space="preserve"> to run through each cell sequentially.)</w:t>
+      <w:proofErr w:type="gramEnd"/>
+      <w:r>
+        <w:t xml:space="preserve"> </w:t>
+      </w:r>
+      <w:r>
+        <w:t>and click “Run all”</w:t>
       </w:r>
     </w:p>
     <w:p/>
@@ -700,7 +719,6 @@
     </w:p>
     <w:p>
       <w:r>
-        <w:lastRenderedPageBreak/>
         <w:t>The</w:t>
       </w:r>
       <w:r>
@@ -740,10 +758,18 @@
       </w:r>
       <w:proofErr w:type="spellEnd"/>
       <w:r>
-        <w:t xml:space="preserve"> notebook, open  </w:t>
-      </w:r>
-      <w:r>
-        <w:t xml:space="preserve">Final =&gt; </w:t>
+        <w:t xml:space="preserve"> notebook, </w:t>
+      </w:r>
+      <w:proofErr w:type="gramStart"/>
+      <w:r>
+        <w:t xml:space="preserve">open  </w:t>
+      </w:r>
+      <w:r>
+        <w:t>Final</w:t>
+      </w:r>
+      <w:proofErr w:type="gramEnd"/>
+      <w:r>
+        <w:t xml:space="preserve"> =&gt; </w:t>
       </w:r>
       <w:proofErr w:type="spellStart"/>
       <w:r>
@@ -751,7 +777,10 @@
       </w:r>
       <w:proofErr w:type="spellEnd"/>
       <w:r>
-        <w:t xml:space="preserve"> =&gt; 01.Big_data_detection_zarr_parallel.ipynb</w:t>
+        <w:t xml:space="preserve"> =&gt; </w:t>
+      </w:r>
+      <w:r>
+        <w:t>01.config.toml</w:t>
       </w:r>
     </w:p>
     <w:p/>
@@ -849,15 +878,7 @@
         <w:t>:</w:t>
       </w:r>
       <w:r>
-        <w:t xml:space="preserve"> What intensity value distinguishes background from signal? </w:t>
-      </w:r>
-      <w:proofErr w:type="gramStart"/>
-      <w:r>
-        <w:t>Open up</w:t>
-      </w:r>
-      <w:proofErr w:type="gramEnd"/>
-      <w:r>
-        <w:t xml:space="preserve"> a frame of the movie in Fiji or </w:t>
+        <w:t xml:space="preserve"> What intensity value distinguishes background from signal? Open up a frame of the movie in Fiji or </w:t>
       </w:r>
       <w:proofErr w:type="spellStart"/>
       <w:r>
@@ -1068,157 +1089,63 @@
       </w:r>
       <w:proofErr w:type="spellEnd"/>
       <w:r>
-        <w:t xml:space="preserve"> to 2, </w:t>
+        <w:t xml:space="preserve"> to 2, in order to run detection on only two time points. This will speed up diagnosing detection quality at the end of the notebook.</w:t>
+      </w:r>
+    </w:p>
+    <w:p/>
+    <w:p>
+      <w:r>
+        <w:t xml:space="preserve">An ideal approach </w:t>
+      </w:r>
+      <w:r>
+        <w:t>is</w:t>
+      </w:r>
+      <w:r>
+        <w:t xml:space="preserve"> to</w:t>
+      </w:r>
+      <w:r>
+        <w:t xml:space="preserve"> initially</w:t>
+      </w:r>
+      <w:r>
+        <w:t xml:space="preserve"> detect </w:t>
+      </w:r>
+      <w:r>
+        <w:t xml:space="preserve">2 </w:t>
+      </w:r>
+      <w:r>
+        <w:t xml:space="preserve">frames and validate your parameters before going on to process all the </w:t>
+      </w:r>
+      <w:r>
+        <w:t>frames</w:t>
+      </w:r>
+      <w:r>
+        <w:t xml:space="preserve">. </w:t>
+      </w:r>
+    </w:p>
+    <w:p/>
+    <w:p>
+      <w:r>
+        <w:t xml:space="preserve">After </w:t>
+      </w:r>
+      <w:r>
+        <w:t xml:space="preserve">set up the </w:t>
+      </w:r>
+      <w:r>
+        <w:t>parameters in 01.</w:t>
       </w:r>
       <w:proofErr w:type="gramStart"/>
       <w:r>
-        <w:t>in order to</w:t>
+        <w:t>config.toml</w:t>
       </w:r>
       <w:proofErr w:type="gramEnd"/>
       <w:r>
-        <w:t xml:space="preserve"> run detection on only two time points. This will speed up diagnosing detection quality at the end of the notebook.</w:t>
-      </w:r>
-    </w:p>
-    <w:p/>
-    <w:p>
-      <w:r>
-        <w:t xml:space="preserve">An ideal approach </w:t>
-      </w:r>
-      <w:r>
-        <w:t>is</w:t>
-      </w:r>
-      <w:r>
-        <w:t xml:space="preserve"> to</w:t>
-      </w:r>
-      <w:r>
-        <w:t xml:space="preserve"> initially</w:t>
-      </w:r>
-      <w:r>
-        <w:t xml:space="preserve"> detect </w:t>
-      </w:r>
-      <w:r>
-        <w:t xml:space="preserve">2 </w:t>
-      </w:r>
-      <w:r>
-        <w:t xml:space="preserve">frames and validate your parameters before going on to process all the </w:t>
-      </w:r>
-      <w:r>
-        <w:t>frames</w:t>
-      </w:r>
-      <w:r>
-        <w:t xml:space="preserve">. </w:t>
-      </w:r>
-    </w:p>
-    <w:p/>
-    <w:p>
-      <w:r>
-        <w:t xml:space="preserve">More details are </w:t>
-      </w:r>
-      <w:r>
-        <w:t>in the notebook, and can be accessed by entering the following into a new cell:</w:t>
-      </w:r>
-    </w:p>
-    <w:p>
-      <w:pPr>
-        <w:rPr>
-          <w:i/>
-          <w:iCs/>
-        </w:rPr>
-      </w:pPr>
-      <w:r>
-        <w:tab/>
-      </w:r>
-      <w:r>
-        <w:rPr>
-          <w:i/>
-          <w:iCs/>
-        </w:rPr>
-        <w:t>?Detector (this would show the meaning of each parameter)</w:t>
-      </w:r>
-    </w:p>
-    <w:p>
-      <w:pPr>
-        <w:ind w:firstLine="720"/>
-        <w:rPr>
-          <w:i/>
-          <w:iCs/>
-        </w:rPr>
-      </w:pPr>
-      <w:r>
-        <w:rPr>
-          <w:i/>
-          <w:iCs/>
-        </w:rPr>
-        <w:t>??Detector</w:t>
-      </w:r>
-      <w:r>
-        <w:rPr>
-          <w:i/>
-          <w:iCs/>
-        </w:rPr>
         <w:t xml:space="preserve"> </w:t>
       </w:r>
       <w:r>
-        <w:rPr>
-          <w:i/>
-          <w:iCs/>
-        </w:rPr>
-        <w:t>(this would show the source code</w:t>
-      </w:r>
-      <w:r>
-        <w:rPr>
-          <w:i/>
-          <w:iCs/>
-        </w:rPr>
-        <w:t>)</w:t>
-      </w:r>
-    </w:p>
-    <w:p>
-      <w:pPr>
-        <w:ind w:firstLine="720"/>
-        <w:rPr>
-          <w:i/>
-          <w:iCs/>
-        </w:rPr>
-      </w:pPr>
-    </w:p>
-    <w:p>
-      <w:pPr>
-        <w:rPr>
-          <w:i/>
-          <w:iCs/>
-        </w:rPr>
-      </w:pPr>
-      <w:r>
-        <w:rPr>
-          <w:i/>
-          <w:iCs/>
-        </w:rPr>
-        <w:t>Note</w:t>
-      </w:r>
-      <w:r>
-        <w:rPr>
-          <w:i/>
-          <w:iCs/>
-        </w:rPr>
-        <w:t xml:space="preserve">: </w:t>
-      </w:r>
-      <w:r>
-        <w:t xml:space="preserve">if </w:t>
-      </w:r>
-      <w:proofErr w:type="spellStart"/>
-      <w:r>
-        <w:t>n_jobs</w:t>
-      </w:r>
-      <w:proofErr w:type="spellEnd"/>
-      <w:r>
-        <w:t xml:space="preserve"> = -1 slows your computer too much,</w:t>
-      </w:r>
-      <w:r>
-        <w:t xml:space="preserve"> </w:t>
-      </w:r>
-      <w:r>
-        <w:t>you can change the number to fewer CPUs (google to figure out how many CPUs your machine has)</w:t>
+        <w:t>save changes</w:t>
+      </w:r>
+      <w:r>
+        <w:t>.</w:t>
       </w:r>
     </w:p>
     <w:p/>
@@ -1231,15 +1158,164 @@
         </w:numPr>
       </w:pPr>
       <w:r>
-        <w:t xml:space="preserve">Per the notebook instructions, run the final cells to open up </w:t>
+        <w:t xml:space="preserve">In </w:t>
       </w:r>
       <w:proofErr w:type="spellStart"/>
       <w:r>
+        <w:t>Jupyter</w:t>
+      </w:r>
+      <w:proofErr w:type="spellEnd"/>
+      <w:r>
+        <w:t xml:space="preserve"> notebook, </w:t>
+      </w:r>
+      <w:proofErr w:type="gramStart"/>
+      <w:r>
+        <w:t>open  Final</w:t>
+      </w:r>
+      <w:proofErr w:type="gramEnd"/>
+      <w:r>
+        <w:t xml:space="preserve"> =&gt; </w:t>
+      </w:r>
+      <w:proofErr w:type="spellStart"/>
+      <w:r>
+        <w:t>Jupyter_Notebooks</w:t>
+      </w:r>
+      <w:proofErr w:type="spellEnd"/>
+      <w:r>
+        <w:t xml:space="preserve"> =&gt; 01.Big_data_detection_zarr_parallel.ipynb</w:t>
+      </w:r>
+    </w:p>
+    <w:p>
+      <w:pPr>
+        <w:rPr>
+          <w:i/>
+          <w:iCs/>
+        </w:rPr>
+      </w:pPr>
+    </w:p>
+    <w:p>
+      <w:r>
+        <w:t>More details are in the notebook, and can be accessed by entering the following into a new cell:</w:t>
+      </w:r>
+    </w:p>
+    <w:p>
+      <w:pPr>
+        <w:rPr>
+          <w:i/>
+          <w:iCs/>
+        </w:rPr>
+      </w:pPr>
+      <w:r>
+        <w:tab/>
+      </w:r>
+      <w:r>
+        <w:rPr>
+          <w:i/>
+          <w:iCs/>
+        </w:rPr>
+        <w:t>?Detector (this would show the meaning of each parameter)</w:t>
+      </w:r>
+    </w:p>
+    <w:p>
+      <w:pPr>
+        <w:ind w:firstLine="720"/>
+        <w:rPr>
+          <w:i/>
+          <w:iCs/>
+        </w:rPr>
+      </w:pPr>
+      <w:r>
+        <w:rPr>
+          <w:i/>
+          <w:iCs/>
+        </w:rPr>
+        <w:t>??Detector</w:t>
+      </w:r>
+      <w:r>
+        <w:rPr>
+          <w:i/>
+          <w:iCs/>
+        </w:rPr>
+        <w:t xml:space="preserve"> </w:t>
+      </w:r>
+      <w:r>
+        <w:rPr>
+          <w:i/>
+          <w:iCs/>
+        </w:rPr>
+        <w:t>(this would show the source code</w:t>
+      </w:r>
+      <w:r>
+        <w:rPr>
+          <w:i/>
+          <w:iCs/>
+        </w:rPr>
+        <w:t>)</w:t>
+      </w:r>
+    </w:p>
+    <w:p>
+      <w:pPr>
+        <w:ind w:firstLine="720"/>
+        <w:rPr>
+          <w:i/>
+          <w:iCs/>
+        </w:rPr>
+      </w:pPr>
+    </w:p>
+    <w:p>
+      <w:r>
+        <w:rPr>
+          <w:i/>
+          <w:iCs/>
+        </w:rPr>
+        <w:t xml:space="preserve">Note: </w:t>
+      </w:r>
+      <w:r>
+        <w:t xml:space="preserve">if </w:t>
+      </w:r>
+      <w:proofErr w:type="spellStart"/>
+      <w:r>
+        <w:t>n_jobs</w:t>
+      </w:r>
+      <w:proofErr w:type="spellEnd"/>
+      <w:r>
+        <w:t xml:space="preserve"> = -1 slows your computer too much,</w:t>
+      </w:r>
+      <w:r>
+        <w:t xml:space="preserve"> </w:t>
+      </w:r>
+      <w:r>
+        <w:t>you can change the number to fewer CPUs (google to figure out how many CPUs your machine has)</w:t>
+      </w:r>
+    </w:p>
+    <w:p/>
+    <w:p>
+      <w:pPr>
+        <w:pStyle w:val="ListParagraph"/>
+        <w:numPr>
+          <w:ilvl w:val="0"/>
+          <w:numId w:val="42"/>
+        </w:numPr>
+      </w:pPr>
+      <w:r>
+        <w:t>Run the notebook</w:t>
+      </w:r>
+      <w:r>
+        <w:t xml:space="preserve"> and a </w:t>
+      </w:r>
+      <w:proofErr w:type="spellStart"/>
+      <w:r>
         <w:t>napari</w:t>
       </w:r>
       <w:proofErr w:type="spellEnd"/>
       <w:r>
-        <w:t xml:space="preserve"> and compare the detections (in green) with the spots you see by eye (magenta)</w:t>
+        <w:t xml:space="preserve"> </w:t>
+      </w:r>
+      <w:r>
+        <w:t>window will pop up where you have to c</w:t>
+      </w:r>
+      <w:r>
+        <w:t>ompare the detections (in green) with the spots you see by eye (magenta)</w:t>
       </w:r>
       <w:r>
         <w:t>, in 2D and 3D</w:t>
@@ -1251,8 +1327,14 @@
     <w:p>
       <w:pPr>
         <w:pStyle w:val="ListParagraph"/>
-      </w:pPr>
-      <w:r>
+        <w:rPr>
+          <w:noProof/>
+        </w:rPr>
+      </w:pPr>
+      <w:r>
+        <w:rPr>
+          <w:noProof/>
+        </w:rPr>
         <w:lastRenderedPageBreak/>
         <w:drawing>
           <wp:inline distT="0" distB="0" distL="0" distR="0" wp14:anchorId="739105B3" wp14:editId="46D60817">
@@ -1270,7 +1352,7 @@
                     <pic:cNvPicPr/>
                   </pic:nvPicPr>
                   <pic:blipFill>
-                    <a:blip r:embed="rId10"/>
+                    <a:blip r:embed="rId12"/>
                     <a:stretch>
                       <a:fillRect/>
                     </a:stretch>
@@ -1297,6 +1379,9 @@
         <w:t xml:space="preserve"> </w:t>
       </w:r>
       <w:r>
+        <w:rPr>
+          <w:noProof/>
+        </w:rPr>
         <w:drawing>
           <wp:inline distT="0" distB="0" distL="0" distR="0" wp14:anchorId="2910550D" wp14:editId="64C7DF5B">
             <wp:extent cx="1384853" cy="1533372"/>
@@ -1313,7 +1398,7 @@
                     <pic:cNvPicPr/>
                   </pic:nvPicPr>
                   <pic:blipFill>
-                    <a:blip r:embed="rId11"/>
+                    <a:blip r:embed="rId13"/>
                     <a:stretch>
                       <a:fillRect/>
                     </a:stretch>
@@ -1337,14 +1422,53 @@
     <w:p>
       <w:pPr>
         <w:pStyle w:val="ListParagraph"/>
+      </w:pPr>
+    </w:p>
+    <w:p>
+      <w:pPr>
+        <w:pStyle w:val="ListParagraph"/>
         <w:numPr>
           <w:ilvl w:val="0"/>
           <w:numId w:val="42"/>
         </w:numPr>
       </w:pPr>
       <w:r>
-        <w:t>If the detections don't line up well with the spots in the image:</w:t>
-      </w:r>
+        <w:t>If the detections don't line up well with the spots in the image</w:t>
+      </w:r>
+      <w:r>
+        <w:t xml:space="preserve">, </w:t>
+      </w:r>
+      <w:r>
+        <w:t>come back to 01.</w:t>
+      </w:r>
+      <w:proofErr w:type="gramStart"/>
+      <w:r>
+        <w:t>config.toml</w:t>
+      </w:r>
+      <w:proofErr w:type="gramEnd"/>
+      <w:r>
+        <w:t xml:space="preserve">, </w:t>
+      </w:r>
+      <w:r>
+        <w:t xml:space="preserve">change </w:t>
+      </w:r>
+      <w:r>
+        <w:t xml:space="preserve">the parameters </w:t>
+      </w:r>
+      <w:r>
+        <w:t>according with the following</w:t>
+      </w:r>
+      <w:r>
+        <w:t xml:space="preserve"> and save the changes</w:t>
+      </w:r>
+      <w:r>
+        <w:t>:</w:t>
+      </w:r>
+    </w:p>
+    <w:p>
+      <w:pPr>
+        <w:pStyle w:val="ListParagraph"/>
+      </w:pPr>
     </w:p>
     <w:p>
       <w:pPr>
@@ -1438,6 +1562,45 @@
         <w:t>.</w:t>
       </w:r>
     </w:p>
+    <w:p>
+      <w:pPr>
+        <w:pStyle w:val="ListParagraph"/>
+        <w:ind w:left="1440"/>
+      </w:pPr>
+    </w:p>
+    <w:p>
+      <w:pPr>
+        <w:pStyle w:val="ListParagraph"/>
+        <w:numPr>
+          <w:ilvl w:val="0"/>
+          <w:numId w:val="42"/>
+        </w:numPr>
+      </w:pPr>
+      <w:r>
+        <w:t xml:space="preserve">Run </w:t>
+      </w:r>
+      <w:proofErr w:type="gramStart"/>
+      <w:r>
+        <w:t>01.Big</w:t>
+      </w:r>
+      <w:proofErr w:type="gramEnd"/>
+      <w:r>
+        <w:t>_data_detection_zarr_parallel.ipynb</w:t>
+      </w:r>
+      <w:r>
+        <w:t xml:space="preserve"> and analyze the result. Modify the parameters in 01.</w:t>
+      </w:r>
+      <w:proofErr w:type="gramStart"/>
+      <w:r>
+        <w:t>config.toml</w:t>
+      </w:r>
+      <w:proofErr w:type="gramEnd"/>
+      <w:r>
+        <w:t xml:space="preserve"> and run the 01 Notebook until satisfy.</w:t>
+      </w:r>
+    </w:p>
+    <w:p/>
+    <w:p/>
     <w:p/>
     <w:p>
       <w:pPr>
@@ -1523,8 +1686,13 @@
       </w:r>
       <w:proofErr w:type="spellEnd"/>
       <w:r>
-        <w:t xml:space="preserve"> =&gt; 02.Filtering_spots.ipynb</w:t>
-      </w:r>
+        <w:t xml:space="preserve"> =&gt; 02.</w:t>
+      </w:r>
+      <w:proofErr w:type="gramStart"/>
+      <w:r>
+        <w:t>config.toml</w:t>
+      </w:r>
+      <w:proofErr w:type="gramEnd"/>
     </w:p>
     <w:p/>
     <w:p>
@@ -1595,13 +1763,6 @@
     </w:p>
     <w:p/>
     <w:p>
-      <w:pPr>
-        <w:pStyle w:val="ListParagraph"/>
-        <w:numPr>
-          <w:ilvl w:val="0"/>
-          <w:numId w:val="36"/>
-        </w:numPr>
-      </w:pPr>
       <w:r>
         <w:t xml:space="preserve">Use the “tolerance” parameters to adjust how strict this detection filtering step is. </w:t>
       </w:r>
@@ -1626,7 +1787,7 @@
       <w:r>
         <w:t xml:space="preserve"> the threshold for an outlier from </w:t>
       </w:r>
-      <w:hyperlink r:id="rId12" w:anchor=":~:text=Upper%20Whisker%3A%201.5*%20the%20IQR,individual%20points%20are%20considered%20outliers.&amp;text=Lower%20Whisker%3A%201.5*%20the%20IQR,individual%20points%20are%20considered%20outliers." w:history="1">
+      <w:hyperlink r:id="rId14" w:anchor=":~:text=Upper%20Whisker%3A%201.5*%20the%20IQR,individual%20points%20are%20considered%20outliers.&amp;text=Lower%20Whisker%3A%201.5*%20the%20IQR,individual%20points%20are%20considered%20outliers." w:history="1">
         <w:r>
           <w:rPr>
             <w:rStyle w:val="Hyperlink"/>
@@ -1644,15 +1805,15 @@
         </w:numPr>
       </w:pPr>
       <w:r>
-        <w:t xml:space="preserve">&lt;1 = more </w:t>
+        <w:t xml:space="preserve">&lt;1 = </w:t>
       </w:r>
       <w:proofErr w:type="gramStart"/>
       <w:r>
-        <w:t>strict;</w:t>
+        <w:t>more strict</w:t>
       </w:r>
       <w:proofErr w:type="gramEnd"/>
       <w:r>
-        <w:t xml:space="preserve"> i.e. </w:t>
+        <w:t xml:space="preserve">; i.e. </w:t>
       </w:r>
       <w:r>
         <w:t>filter out more detections at a lower threshold</w:t>
@@ -1670,59 +1831,40 @@
         <w:t>&gt;1 = more</w:t>
       </w:r>
       <w:r>
+        <w:t xml:space="preserve"> tolerant; i.e. don’t filter out so many detections</w:t>
+      </w:r>
+    </w:p>
+    <w:p>
+      <w:pPr>
+        <w:ind w:left="720"/>
+      </w:pPr>
+    </w:p>
+    <w:p>
+      <w:pPr>
+        <w:ind w:left="720"/>
+      </w:pPr>
+      <w:r>
+        <w:t>The value is a multiplier of the initial limit. i.e. if the threshold for outliers is 5 pixels,</w:t>
+      </w:r>
+      <w:r>
         <w:t xml:space="preserve"> </w:t>
       </w:r>
-      <w:proofErr w:type="gramStart"/>
-      <w:r>
-        <w:t>tolerant;</w:t>
-      </w:r>
-      <w:proofErr w:type="gramEnd"/>
-      <w:r>
-        <w:t xml:space="preserve"> i.e. don’t filter out so many detections</w:t>
+      <w:r>
+        <w:t>a tolerance of 2 increases the threshold to 10 pixels.</w:t>
       </w:r>
     </w:p>
     <w:p>
       <w:pPr>
         <w:ind w:firstLine="720"/>
       </w:pPr>
-      <w:r>
-        <w:t>The value is a multiplier of the initial limit. i.e. if the threshold for outliers is 5 pixels, a tolerance of 2 increases the threshold to 10 pixels.</w:t>
-      </w:r>
     </w:p>
     <w:p>
       <w:pPr>
         <w:ind w:firstLine="720"/>
       </w:pPr>
-    </w:p>
-    <w:p>
-      <w:pPr>
-        <w:ind w:left="720"/>
-      </w:pPr>
-      <w:r>
-        <w:t>You can use the histograms below to guide your choice: look for breaks between two distributions, or long tail</w:t>
-      </w:r>
-      <w:r>
-        <w:t>s.</w:t>
-      </w:r>
-      <w:r>
-        <w:t xml:space="preserve"> </w:t>
-      </w:r>
-      <w:r>
-        <w:t xml:space="preserve">In </w:t>
-      </w:r>
-      <w:proofErr w:type="gramStart"/>
-      <w:r>
-        <w:t>general</w:t>
-      </w:r>
-      <w:proofErr w:type="gramEnd"/>
-      <w:r>
-        <w:t xml:space="preserve"> it’s better to accept more spots at this step, and filter out tracks in the </w:t>
-      </w:r>
-      <w:r>
-        <w:t>next</w:t>
-      </w:r>
-      <w:r>
-        <w:t xml:space="preserve"> notebook</w:t>
+      <w:r>
+        <w:lastRenderedPageBreak/>
+        <w:t>To start set up all the parameters to 1 and save changes.</w:t>
       </w:r>
     </w:p>
     <w:p/>
@@ -1735,15 +1877,88 @@
         </w:numPr>
       </w:pPr>
       <w:r>
-        <w:t xml:space="preserve">At the end of the notebook, open the movie + detections in </w:t>
+        <w:t xml:space="preserve">Open: Final =&gt; </w:t>
       </w:r>
       <w:proofErr w:type="spellStart"/>
       <w:r>
-        <w:t>Napari</w:t>
+        <w:t>Jupyter_Notebooks</w:t>
       </w:r>
       <w:proofErr w:type="spellEnd"/>
       <w:r>
-        <w:t xml:space="preserve"> and visually inspect </w:t>
+        <w:t xml:space="preserve"> =&gt; </w:t>
+      </w:r>
+      <w:proofErr w:type="gramStart"/>
+      <w:r>
+        <w:t>02.Filtering</w:t>
+      </w:r>
+      <w:proofErr w:type="gramEnd"/>
+      <w:r>
+        <w:t>_spots.ipynb</w:t>
+      </w:r>
+    </w:p>
+    <w:p>
+      <w:pPr>
+        <w:pStyle w:val="ListParagraph"/>
+      </w:pPr>
+    </w:p>
+    <w:p>
+      <w:pPr>
+        <w:pStyle w:val="ListParagraph"/>
+      </w:pPr>
+      <w:r>
+        <w:t>Run the notebook.</w:t>
+      </w:r>
+    </w:p>
+    <w:p>
+      <w:pPr>
+        <w:ind w:firstLine="720"/>
+      </w:pPr>
+    </w:p>
+    <w:p>
+      <w:pPr>
+        <w:ind w:left="720"/>
+      </w:pPr>
+      <w:r>
+        <w:t>You can use the histograms below to guide your choice: look for breaks between two distributions, or long tail</w:t>
+      </w:r>
+      <w:r>
+        <w:t>s.</w:t>
+      </w:r>
+      <w:r>
+        <w:t xml:space="preserve"> </w:t>
+      </w:r>
+      <w:r>
+        <w:t xml:space="preserve">In </w:t>
+      </w:r>
+      <w:proofErr w:type="gramStart"/>
+      <w:r>
+        <w:t>general</w:t>
+      </w:r>
+      <w:proofErr w:type="gramEnd"/>
+      <w:r>
+        <w:t xml:space="preserve"> it’s better to accept more spots at this step, and filter out tracks in the </w:t>
+      </w:r>
+      <w:r>
+        <w:t>next</w:t>
+      </w:r>
+      <w:r>
+        <w:t xml:space="preserve"> notebook</w:t>
+      </w:r>
+      <w:r>
+        <w:t>.</w:t>
+      </w:r>
+    </w:p>
+    <w:p/>
+    <w:p>
+      <w:pPr>
+        <w:pStyle w:val="ListParagraph"/>
+        <w:numPr>
+          <w:ilvl w:val="0"/>
+          <w:numId w:val="36"/>
+        </w:numPr>
+      </w:pPr>
+      <w:r>
+        <w:t xml:space="preserve">At the end of the notebook, open the movie + detections in Napari and visually inspect </w:t>
       </w:r>
       <w:r>
         <w:t>the quality of the filters</w:t>
@@ -1792,16 +2007,7 @@
         </w:numPr>
       </w:pPr>
       <w:r>
-        <w:lastRenderedPageBreak/>
-        <w:t xml:space="preserve">Toggle each red circle one at a time and assess if it captures noise. If it is capturing real spots, then increase the tolerance for that feature and </w:t>
-      </w:r>
-      <w:proofErr w:type="gramStart"/>
-      <w:r>
-        <w:t>re run</w:t>
-      </w:r>
-      <w:proofErr w:type="gramEnd"/>
-      <w:r>
-        <w:t xml:space="preserve"> the condition setting and visualization cells.</w:t>
+        <w:t>Toggle each red circle one at a time and assess if it captures noise. If it is capturing real spots, then increase the tolerance for that feature and re run the condition setting and visualization cells.</w:t>
       </w:r>
     </w:p>
     <w:p>
@@ -1818,6 +2024,9 @@
     </w:p>
     <w:p>
       <w:r>
+        <w:rPr>
+          <w:noProof/>
+        </w:rPr>
         <w:drawing>
           <wp:inline distT="0" distB="0" distL="0" distR="0" wp14:anchorId="64315B60" wp14:editId="0173DFAC">
             <wp:extent cx="4864100" cy="3162300"/>
@@ -1834,7 +2043,7 @@
                     <pic:cNvPicPr/>
                   </pic:nvPicPr>
                   <pic:blipFill>
-                    <a:blip r:embed="rId13"/>
+                    <a:blip r:embed="rId15"/>
                     <a:stretch>
                       <a:fillRect/>
                     </a:stretch>
@@ -1858,6 +2067,29 @@
     <w:p/>
     <w:p>
       <w:pPr>
+        <w:ind w:left="720"/>
+      </w:pPr>
+      <w:r>
+        <w:t>If not satisfied, modify the tolerance parameters in 02.</w:t>
+      </w:r>
+      <w:proofErr w:type="gramStart"/>
+      <w:r>
+        <w:t>config.toml</w:t>
+      </w:r>
+      <w:proofErr w:type="gramEnd"/>
+      <w:r>
+        <w:t xml:space="preserve"> accordingly, save changes and run </w:t>
+      </w:r>
+      <w:r>
+        <w:t>02.Filtering_spots.ipynb</w:t>
+      </w:r>
+      <w:r>
+        <w:t>.</w:t>
+      </w:r>
+    </w:p>
+    <w:p/>
+    <w:p>
+      <w:pPr>
         <w:pStyle w:val="ListParagraph"/>
         <w:numPr>
           <w:ilvl w:val="0"/>
@@ -1930,31 +2162,39 @@
           <w:sz w:val="32"/>
           <w:szCs w:val="32"/>
         </w:rPr>
-        <w:t xml:space="preserve">: Tracking spots over time </w:t>
-      </w:r>
-    </w:p>
-    <w:p/>
-    <w:p>
-      <w:r>
-        <w:t xml:space="preserve">This part of the pipeline uses </w:t>
-      </w:r>
-      <w:proofErr w:type="spellStart"/>
-      <w:r>
-        <w:t>Laptrack</w:t>
-      </w:r>
-      <w:proofErr w:type="spellEnd"/>
-      <w:r>
-        <w:t xml:space="preserve"> algorithm to connect detected spots over time.  </w:t>
-      </w:r>
-    </w:p>
-    <w:p>
-      <w:pPr>
+        <w:t xml:space="preserve">: </w:t>
+      </w:r>
+      <w:r>
         <w:rPr>
           <w:sz w:val="32"/>
           <w:szCs w:val="32"/>
         </w:rPr>
-      </w:pPr>
-    </w:p>
+        <w:t>Tracking spots over time</w:t>
+      </w:r>
+      <w:r>
+        <w:rPr>
+          <w:sz w:val="32"/>
+          <w:szCs w:val="32"/>
+        </w:rPr>
+        <w:t xml:space="preserve"> </w:t>
+      </w:r>
+    </w:p>
+    <w:p/>
+    <w:p>
+      <w:r>
+        <w:lastRenderedPageBreak/>
+        <w:t xml:space="preserve">This part of the pipeline uses </w:t>
+      </w:r>
+      <w:proofErr w:type="spellStart"/>
+      <w:r>
+        <w:t>Laptrack</w:t>
+      </w:r>
+      <w:proofErr w:type="spellEnd"/>
+      <w:r>
+        <w:t xml:space="preserve"> algorithm to connect detected spots over time.  </w:t>
+      </w:r>
+    </w:p>
+    <w:p/>
     <w:p>
       <w:pPr>
         <w:pStyle w:val="ListParagraph"/>
@@ -1980,7 +2220,21 @@
       </w:r>
       <w:proofErr w:type="spellEnd"/>
       <w:r>
-        <w:t xml:space="preserve"> =&gt; 03.cleaned_spots_c3_tracking.ipynb</w:t>
+        <w:t xml:space="preserve"> =&gt;</w:t>
+      </w:r>
+      <w:r>
+        <w:t xml:space="preserve"> </w:t>
+      </w:r>
+      <w:r>
+        <w:t>03.</w:t>
+      </w:r>
+      <w:proofErr w:type="gramStart"/>
+      <w:r>
+        <w:t>config.toml</w:t>
+      </w:r>
+      <w:proofErr w:type="gramEnd"/>
+      <w:r>
+        <w:t>. To start, set up the default parameters.</w:t>
       </w:r>
     </w:p>
     <w:p>
@@ -1992,7 +2246,49 @@
         </w:numPr>
       </w:pPr>
       <w:r>
-        <w:t xml:space="preserve">Try running the entire notebook, and then open the two </w:t>
+        <w:t xml:space="preserve">In </w:t>
+      </w:r>
+      <w:proofErr w:type="spellStart"/>
+      <w:r>
+        <w:t>Jupyter</w:t>
+      </w:r>
+      <w:proofErr w:type="spellEnd"/>
+      <w:r>
+        <w:t xml:space="preserve"> notebook, open Final =&gt; </w:t>
+      </w:r>
+      <w:proofErr w:type="spellStart"/>
+      <w:r>
+        <w:t>Jupyter_Notebooks</w:t>
+      </w:r>
+      <w:proofErr w:type="spellEnd"/>
+      <w:r>
+        <w:t xml:space="preserve"> =&gt; </w:t>
+      </w:r>
+      <w:proofErr w:type="gramStart"/>
+      <w:r>
+        <w:t>03.cleaned</w:t>
+      </w:r>
+      <w:proofErr w:type="gramEnd"/>
+      <w:r>
+        <w:t>_spots_c3_tracking.ipynb</w:t>
+      </w:r>
+    </w:p>
+    <w:p>
+      <w:pPr>
+        <w:pStyle w:val="ListParagraph"/>
+        <w:numPr>
+          <w:ilvl w:val="0"/>
+          <w:numId w:val="47"/>
+        </w:numPr>
+      </w:pPr>
+      <w:r>
+        <w:t>Try running the entire notebook</w:t>
+      </w:r>
+      <w:r>
+        <w:t>. Check the t</w:t>
+      </w:r>
+      <w:r>
+        <w:t xml:space="preserve">wo </w:t>
       </w:r>
       <w:proofErr w:type="spellStart"/>
       <w:r>
@@ -2026,27 +2322,103 @@
       </w:r>
       <w:proofErr w:type="spellEnd"/>
       <w:r>
-        <w:t xml:space="preserve"> window </w:t>
+        <w:t xml:space="preserve"> window opens up a smaller slice of the movie, to make it easier to distinguish tracks.  You can adjust “</w:t>
+      </w:r>
+      <w:proofErr w:type="spellStart"/>
+      <w:r>
+        <w:t>min</w:t>
+      </w:r>
+      <w:r>
+        <w:t>_z</w:t>
+      </w:r>
+      <w:proofErr w:type="spellEnd"/>
+      <w:r>
+        <w:t xml:space="preserve"> and </w:t>
+      </w:r>
+      <w:proofErr w:type="spellStart"/>
+      <w:r>
+        <w:t>max</w:t>
+      </w:r>
+      <w:r>
+        <w:t>_</w:t>
+      </w:r>
+      <w:r>
+        <w:t>z</w:t>
+      </w:r>
+      <w:proofErr w:type="spellEnd"/>
+      <w:r>
+        <w:t xml:space="preserve"> to show” values</w:t>
+      </w:r>
+      <w:r>
+        <w:t xml:space="preserve"> in </w:t>
+      </w:r>
+      <w:r>
+        <w:t>03.</w:t>
       </w:r>
       <w:proofErr w:type="gramStart"/>
       <w:r>
-        <w:t>opens up</w:t>
+        <w:t>config.toml</w:t>
       </w:r>
       <w:proofErr w:type="gramEnd"/>
       <w:r>
-        <w:t xml:space="preserve"> a smaller slice of the movie, to make it easier to distinguish tracks.  You can adjust “min and max z to show” values to change the size of this slice.</w:t>
-      </w:r>
-    </w:p>
+        <w:t xml:space="preserve"> to change the size of</w:t>
+      </w:r>
+      <w:r>
+        <w:t xml:space="preserve"> the</w:t>
+      </w:r>
+      <w:r>
+        <w:t xml:space="preserve"> </w:t>
+      </w:r>
+      <w:r>
+        <w:t xml:space="preserve">second </w:t>
+      </w:r>
+      <w:proofErr w:type="spellStart"/>
+      <w:r>
+        <w:t>napari</w:t>
+      </w:r>
+      <w:proofErr w:type="spellEnd"/>
+      <w:r>
+        <w:t xml:space="preserve"> window</w:t>
+      </w:r>
+      <w:r>
+        <w:t>.</w:t>
+      </w:r>
+    </w:p>
+    <w:p>
+      <w:pPr>
+        <w:ind w:left="720"/>
+      </w:pPr>
+    </w:p>
+    <w:p>
+      <w:r>
+        <w:t>Visualizing and assessing track quality is challenging!</w:t>
+      </w:r>
+    </w:p>
+    <w:p/>
     <w:p>
       <w:pPr>
         <w:pStyle w:val="ListParagraph"/>
         <w:numPr>
           <w:ilvl w:val="0"/>
-          <w:numId w:val="47"/>
+          <w:numId w:val="60"/>
         </w:numPr>
       </w:pPr>
       <w:r>
-        <w:t>Based on the tracking quality, adjust the tracking parameters:</w:t>
+        <w:t xml:space="preserve">Based on the tracking quality, adjust the tracking parameters in </w:t>
+      </w:r>
+      <w:r>
+        <w:t>03.</w:t>
+      </w:r>
+      <w:proofErr w:type="gramStart"/>
+      <w:r>
+        <w:t>config.toml</w:t>
+      </w:r>
+      <w:proofErr w:type="gramEnd"/>
+      <w:r>
+        <w:t xml:space="preserve"> and save changes</w:t>
+      </w:r>
+      <w:r>
+        <w:t xml:space="preserve">: </w:t>
       </w:r>
     </w:p>
     <w:p>
@@ -2054,7 +2426,7 @@
         <w:pStyle w:val="ListParagraph"/>
         <w:numPr>
           <w:ilvl w:val="1"/>
-          <w:numId w:val="47"/>
+          <w:numId w:val="60"/>
         </w:numPr>
       </w:pPr>
       <w:r>
@@ -2074,7 +2446,7 @@
         <w:pStyle w:val="ListParagraph"/>
         <w:numPr>
           <w:ilvl w:val="1"/>
-          <w:numId w:val="47"/>
+          <w:numId w:val="60"/>
         </w:numPr>
       </w:pPr>
       <w:r>
@@ -2090,19 +2462,6 @@
       </w:r>
     </w:p>
     <w:p/>
-    <w:p/>
-    <w:p>
-      <w:r>
-        <w:lastRenderedPageBreak/>
-        <w:t xml:space="preserve">Visualizing and assessing track quality is challenging! </w:t>
-      </w:r>
-      <w:r>
-        <w:t xml:space="preserve"> </w:t>
-      </w:r>
-      <w:r>
-        <w:t>In general:</w:t>
-      </w:r>
-    </w:p>
     <w:p>
       <w:pPr>
         <w:pStyle w:val="ListParagraph"/>
@@ -2186,6 +2545,41 @@
     <w:p/>
     <w:p>
       <w:r>
+        <w:t>Modify the parameters</w:t>
+      </w:r>
+      <w:r>
+        <w:t xml:space="preserve"> and</w:t>
+      </w:r>
+      <w:r>
+        <w:t xml:space="preserve"> save changes </w:t>
+      </w:r>
+      <w:r>
+        <w:t>in 03.</w:t>
+      </w:r>
+      <w:proofErr w:type="gramStart"/>
+      <w:r>
+        <w:t>config.toml</w:t>
+      </w:r>
+      <w:proofErr w:type="gramEnd"/>
+      <w:r>
+        <w:t xml:space="preserve">, </w:t>
+      </w:r>
+      <w:r>
+        <w:t xml:space="preserve">then </w:t>
+      </w:r>
+      <w:r>
+        <w:t>run the notebook until sati</w:t>
+      </w:r>
+      <w:r>
+        <w:t>s</w:t>
+      </w:r>
+      <w:r>
+        <w:t>fied.</w:t>
+      </w:r>
+    </w:p>
+    <w:p/>
+    <w:p>
+      <w:r>
         <w:t xml:space="preserve">This notebook outputs a </w:t>
       </w:r>
       <w:proofErr w:type="spellStart"/>
@@ -2282,18 +2676,10 @@
         <w:t xml:space="preserve"> tracks from the primary channel are </w:t>
       </w:r>
       <w:r>
-        <w:t xml:space="preserve">used to calculate metrics in </w:t>
-      </w:r>
-      <w:proofErr w:type="gramStart"/>
-      <w:r>
-        <w:t xml:space="preserve">all </w:t>
-      </w:r>
-      <w:r>
-        <w:t>of</w:t>
-      </w:r>
-      <w:proofErr w:type="gramEnd"/>
-      <w:r>
-        <w:t xml:space="preserve"> </w:t>
+        <w:t xml:space="preserve">used to calculate metrics in all </w:t>
+      </w:r>
+      <w:r>
+        <w:t xml:space="preserve">of </w:t>
       </w:r>
       <w:r>
         <w:t>the channels.</w:t>
@@ -2447,6 +2833,7 @@
         </w:numPr>
       </w:pPr>
       <w:r>
+        <w:lastRenderedPageBreak/>
         <w:t>“</w:t>
       </w:r>
       <w:proofErr w:type="spellStart"/>
@@ -2507,6 +2894,9 @@
         <w:t xml:space="preserve"> </w:t>
       </w:r>
       <w:r>
+        <w:rPr>
+          <w:noProof/>
+        </w:rPr>
         <w:drawing>
           <wp:inline distT="0" distB="0" distL="0" distR="0" wp14:anchorId="47C07C5F" wp14:editId="3D1C9763">
             <wp:extent cx="1350596" cy="1391147"/>
@@ -2523,7 +2913,7 @@
                     <pic:cNvPicPr/>
                   </pic:nvPicPr>
                   <pic:blipFill>
-                    <a:blip r:embed="rId14"/>
+                    <a:blip r:embed="rId16"/>
                     <a:stretch>
                       <a:fillRect/>
                     </a:stretch>
@@ -2558,25 +2948,7 @@
     <w:p/>
     <w:p>
       <w:r>
-        <w:t>If you see an</w:t>
-      </w:r>
-      <w:r>
-        <w:t xml:space="preserve"> offset in XY between the channels</w:t>
-      </w:r>
-      <w:r>
-        <w:t xml:space="preserve"> of your movie</w:t>
-      </w:r>
-      <w:r>
-        <w:t xml:space="preserve">, you can optionally correct for </w:t>
-      </w:r>
-      <w:r>
-        <w:t xml:space="preserve">that </w:t>
-      </w:r>
-      <w:r>
-        <w:t xml:space="preserve">here. </w:t>
-      </w:r>
-      <w:r>
-        <w:t xml:space="preserve"> There are a few ways to correct for an offset between two channels:</w:t>
+        <w:t>If you see an offset in XY between the channels of your movie, you can optionally correct for that here.  There are a few ways to correct for an offset between two channels:</w:t>
       </w:r>
     </w:p>
     <w:p>
@@ -2618,10 +2990,7 @@
         <w:t>offset_x_ch2vs3</w:t>
       </w:r>
       <w:r>
-        <w:t xml:space="preserve">” and </w:t>
-      </w:r>
-      <w:r>
-        <w:t>“</w:t>
+        <w:t>” and “</w:t>
       </w:r>
       <w:r>
         <w:t>offset_</w:t>
@@ -2633,21 +3002,10 @@
         <w:t>_ch2vs3</w:t>
       </w:r>
       <w:r>
-        <w:t xml:space="preserve">” </w:t>
-      </w:r>
-      <w:r>
-        <w:t xml:space="preserve">based on the offset you observe in </w:t>
-      </w:r>
-      <w:r>
-        <w:t xml:space="preserve">Fiji or </w:t>
-      </w:r>
-      <w:proofErr w:type="spellStart"/>
-      <w:r>
-        <w:t>Napari</w:t>
-      </w:r>
-      <w:proofErr w:type="spellEnd"/>
-      <w:r>
-        <w:t xml:space="preserve"> between channel 2 and channel 3</w:t>
+        <w:t xml:space="preserve">” based on the offset you observe in </w:t>
+      </w:r>
+      <w:r>
+        <w:t>Fiji or Napari between channel 2 and channel 3</w:t>
       </w:r>
       <w:r>
         <w:t xml:space="preserve">. </w:t>
@@ -2683,7 +3041,6 @@
           <w:sz w:val="32"/>
           <w:szCs w:val="32"/>
         </w:rPr>
-        <w:lastRenderedPageBreak/>
         <w:t xml:space="preserve">Step </w:t>
       </w:r>
       <w:r>
@@ -2807,16 +3164,7 @@
         </w:numPr>
       </w:pPr>
       <w:r>
-        <w:t xml:space="preserve">Tracks with an intensity peak in the first </w:t>
-      </w:r>
-      <w:r>
-        <w:t>time points</w:t>
-      </w:r>
-      <w:r>
-        <w:t xml:space="preserve"> are dropped</w:t>
-      </w:r>
-      <w:r>
-        <w:t>, determined by “</w:t>
+        <w:t>Tracks with an intensity peak in the first time points are dropped, determined by “</w:t>
       </w:r>
       <w:proofErr w:type="spellStart"/>
       <w:r>
@@ -2948,6 +3296,7 @@
     <w:p/>
     <w:p>
       <w:r>
+        <w:lastRenderedPageBreak/>
         <w:t>Optionally, t</w:t>
       </w:r>
       <w:r>
@@ -3191,21 +3540,12 @@
     </w:p>
     <w:p>
       <w:r>
-        <w:t xml:space="preserve">You can use the dashboard to get a visual picture of individual tracks, </w:t>
-      </w:r>
-      <w:proofErr w:type="gramStart"/>
-      <w:r>
-        <w:t>in order to</w:t>
-      </w:r>
-      <w:proofErr w:type="gramEnd"/>
-      <w:r>
-        <w:t xml:space="preserve"> inform your assessment of detection and track quality (to change those parameters)</w:t>
+        <w:t>You can use the dashboard to get a visual picture of individual tracks, in order to inform your assessment of detection and track quality (to change those parameters)</w:t>
       </w:r>
     </w:p>
     <w:p/>
     <w:p>
       <w:r>
-        <w:lastRenderedPageBreak/>
         <w:t>To run the dashboard:</w:t>
       </w:r>
     </w:p>
@@ -3315,15 +3655,15 @@
       </w:r>
       <w:proofErr w:type="spellEnd"/>
       <w:r>
-        <w:t xml:space="preserve"> (or ctrl)+</w:t>
+        <w:t xml:space="preserve"> (or </w:t>
       </w:r>
       <w:proofErr w:type="gramStart"/>
       <w:r>
-        <w:t>click, or</w:t>
+        <w:t>ctrl)+</w:t>
       </w:r>
       <w:proofErr w:type="gramEnd"/>
       <w:r>
-        <w:t xml:space="preserve"> copy the </w:t>
+        <w:t xml:space="preserve">click, or copy the </w:t>
       </w:r>
       <w:proofErr w:type="spellStart"/>
       <w:r>
@@ -3405,21 +3745,7 @@
         </w:numPr>
       </w:pPr>
       <w:r>
-        <w:t xml:space="preserve">The user can </w:t>
-      </w:r>
-      <w:r>
-        <w:t>mark</w:t>
-      </w:r>
-      <w:r>
-        <w:t xml:space="preserve"> tracks as good, bad or fine </w:t>
-      </w:r>
-      <w:proofErr w:type="gramStart"/>
-      <w:r>
-        <w:t>and also</w:t>
-      </w:r>
-      <w:proofErr w:type="gramEnd"/>
-      <w:r>
-        <w:t xml:space="preserve"> give remarks for each track to assist in improving parameters of the pipeline </w:t>
+        <w:t xml:space="preserve">The user can mark tracks as good, bad or fine and also give remarks for each track to assist in improving parameters of the pipeline </w:t>
       </w:r>
     </w:p>
     <w:p/>
@@ -3679,15 +4005,7 @@
       </w:r>
       <w:proofErr w:type="spellEnd"/>
       <w:r>
-        <w:t xml:space="preserve">: choose which tracks to </w:t>
-      </w:r>
-      <w:proofErr w:type="gramStart"/>
-      <w:r>
-        <w:t>plot:</w:t>
-      </w:r>
-      <w:proofErr w:type="gramEnd"/>
-      <w:r>
-        <w:t xml:space="preserve"> positive for three channels (default) versus two specific channels, etc.</w:t>
+        <w:t>: choose which tracks to plot: positive for three channels (default) versus two specific channels, etc.</w:t>
       </w:r>
     </w:p>
     <w:p/>
@@ -3782,29 +4100,13 @@
     <w:p/>
     <w:p>
       <w:r>
-        <w:t xml:space="preserve">A tutorial to the relevant functions of </w:t>
-      </w:r>
-      <w:proofErr w:type="spellStart"/>
-      <w:r>
-        <w:t>Napari</w:t>
-      </w:r>
-      <w:proofErr w:type="spellEnd"/>
-      <w:r>
-        <w:t xml:space="preserve"> is included and could be found in: </w:t>
+        <w:t xml:space="preserve">A tutorial to the relevant functions of Napari is included and could be found in: </w:t>
       </w:r>
     </w:p>
     <w:p/>
     <w:p>
       <w:r>
-        <w:t xml:space="preserve">Final =&gt; </w:t>
-      </w:r>
-      <w:proofErr w:type="spellStart"/>
-      <w:r>
-        <w:t>Napari</w:t>
-      </w:r>
-      <w:proofErr w:type="spellEnd"/>
-      <w:r>
-        <w:t xml:space="preserve"> Tutorial =&gt; </w:t>
+        <w:t xml:space="preserve">Final =&gt; Napari Tutorial =&gt; </w:t>
       </w:r>
       <w:proofErr w:type="spellStart"/>
       <w:r>
@@ -3849,8 +4151,46 @@
 </w:document>
 </file>
 
+<file path=word/endnotes.xml><?xml version="1.0" encoding="utf-8"?>
+<w:endnotes xmlns:wpc="http://schemas.microsoft.com/office/word/2010/wordprocessingCanvas" xmlns:cx="http://schemas.microsoft.com/office/drawing/2014/chartex" xmlns:cx1="http://schemas.microsoft.com/office/drawing/2015/9/8/chartex" xmlns:cx2="http://schemas.microsoft.com/office/drawing/2015/10/21/chartex" xmlns:cx3="http://schemas.microsoft.com/office/drawing/2016/5/9/chartex" xmlns:cx4="http://schemas.microsoft.com/office/drawing/2016/5/10/chartex" xmlns:cx5="http://schemas.microsoft.com/office/drawing/2016/5/11/chartex" xmlns:cx6="http://schemas.microsoft.com/office/drawing/2016/5/12/chartex" xmlns:cx7="http://schemas.microsoft.com/office/drawing/2016/5/13/chartex" xmlns:cx8="http://schemas.microsoft.com/office/drawing/2016/5/14/chartex" xmlns:mc="http://schemas.openxmlformats.org/markup-compatibility/2006" xmlns:aink="http://schemas.microsoft.com/office/drawing/2016/ink" xmlns:am3d="http://schemas.microsoft.com/office/drawing/2017/model3d" xmlns:o="urn:schemas-microsoft-com:office:office" xmlns:oel="http://schemas.microsoft.com/office/2019/extlst" xmlns:r="http://schemas.openxmlformats.org/officeDocument/2006/relationships" xmlns:m="http://schemas.openxmlformats.org/officeDocument/2006/math" xmlns:v="urn:schemas-microsoft-com:vml" xmlns:wp14="http://schemas.microsoft.com/office/word/2010/wordprocessingDrawing" xmlns:wp="http://schemas.openxmlformats.org/drawingml/2006/wordprocessingDrawing" xmlns:w10="urn:schemas-microsoft-com:office:word" xmlns:w="http://schemas.openxmlformats.org/wordprocessingml/2006/main" xmlns:w14="http://schemas.microsoft.com/office/word/2010/wordml" xmlns:w15="http://schemas.microsoft.com/office/word/2012/wordml" xmlns:w16cex="http://schemas.microsoft.com/office/word/2018/wordml/cex" xmlns:w16cid="http://schemas.microsoft.com/office/word/2016/wordml/cid" xmlns:w16="http://schemas.microsoft.com/office/word/2018/wordml" xmlns:w16du="http://schemas.microsoft.com/office/word/2023/wordml/word16du" xmlns:w16sdtdh="http://schemas.microsoft.com/office/word/2020/wordml/sdtdatahash" xmlns:w16sdtfl="http://schemas.microsoft.com/office/word/2024/wordml/sdtformatlock" xmlns:w16se="http://schemas.microsoft.com/office/word/2015/wordml/symex" xmlns:wpg="http://schemas.microsoft.com/office/word/2010/wordprocessingGroup" xmlns:wpi="http://schemas.microsoft.com/office/word/2010/wordprocessingInk" xmlns:wne="http://schemas.microsoft.com/office/word/2006/wordml" xmlns:wps="http://schemas.microsoft.com/office/word/2010/wordprocessingShape" mc:Ignorable="w14 w15 w16se w16cid w16 w16cex w16sdtdh w16sdtfl w16du wp14">
+  <w:endnote w:type="separator" w:id="-1">
+    <w:p>
+      <w:r>
+        <w:separator/>
+      </w:r>
+    </w:p>
+  </w:endnote>
+  <w:endnote w:type="continuationSeparator" w:id="0">
+    <w:p>
+      <w:r>
+        <w:continuationSeparator/>
+      </w:r>
+    </w:p>
+  </w:endnote>
+</w:endnotes>
+</file>
+
+<file path=word/footnotes.xml><?xml version="1.0" encoding="utf-8"?>
+<w:footnotes xmlns:wpc="http://schemas.microsoft.com/office/word/2010/wordprocessingCanvas" xmlns:cx="http://schemas.microsoft.com/office/drawing/2014/chartex" xmlns:cx1="http://schemas.microsoft.com/office/drawing/2015/9/8/chartex" xmlns:cx2="http://schemas.microsoft.com/office/drawing/2015/10/21/chartex" xmlns:cx3="http://schemas.microsoft.com/office/drawing/2016/5/9/chartex" xmlns:cx4="http://schemas.microsoft.com/office/drawing/2016/5/10/chartex" xmlns:cx5="http://schemas.microsoft.com/office/drawing/2016/5/11/chartex" xmlns:cx6="http://schemas.microsoft.com/office/drawing/2016/5/12/chartex" xmlns:cx7="http://schemas.microsoft.com/office/drawing/2016/5/13/chartex" xmlns:cx8="http://schemas.microsoft.com/office/drawing/2016/5/14/chartex" xmlns:mc="http://schemas.openxmlformats.org/markup-compatibility/2006" xmlns:aink="http://schemas.microsoft.com/office/drawing/2016/ink" xmlns:am3d="http://schemas.microsoft.com/office/drawing/2017/model3d" xmlns:o="urn:schemas-microsoft-com:office:office" xmlns:oel="http://schemas.microsoft.com/office/2019/extlst" xmlns:r="http://schemas.openxmlformats.org/officeDocument/2006/relationships" xmlns:m="http://schemas.openxmlformats.org/officeDocument/2006/math" xmlns:v="urn:schemas-microsoft-com:vml" xmlns:wp14="http://schemas.microsoft.com/office/word/2010/wordprocessingDrawing" xmlns:wp="http://schemas.openxmlformats.org/drawingml/2006/wordprocessingDrawing" xmlns:w10="urn:schemas-microsoft-com:office:word" xmlns:w="http://schemas.openxmlformats.org/wordprocessingml/2006/main" xmlns:w14="http://schemas.microsoft.com/office/word/2010/wordml" xmlns:w15="http://schemas.microsoft.com/office/word/2012/wordml" xmlns:w16cex="http://schemas.microsoft.com/office/word/2018/wordml/cex" xmlns:w16cid="http://schemas.microsoft.com/office/word/2016/wordml/cid" xmlns:w16="http://schemas.microsoft.com/office/word/2018/wordml" xmlns:w16du="http://schemas.microsoft.com/office/word/2023/wordml/word16du" xmlns:w16sdtdh="http://schemas.microsoft.com/office/word/2020/wordml/sdtdatahash" xmlns:w16sdtfl="http://schemas.microsoft.com/office/word/2024/wordml/sdtformatlock" xmlns:w16se="http://schemas.microsoft.com/office/word/2015/wordml/symex" xmlns:wpg="http://schemas.microsoft.com/office/word/2010/wordprocessingGroup" xmlns:wpi="http://schemas.microsoft.com/office/word/2010/wordprocessingInk" xmlns:wne="http://schemas.microsoft.com/office/word/2006/wordml" xmlns:wps="http://schemas.microsoft.com/office/word/2010/wordprocessingShape" mc:Ignorable="w14 w15 w16se w16cid w16 w16cex w16sdtdh w16sdtfl w16du wp14">
+  <w:footnote w:type="separator" w:id="-1">
+    <w:p>
+      <w:r>
+        <w:separator/>
+      </w:r>
+    </w:p>
+  </w:footnote>
+  <w:footnote w:type="continuationSeparator" w:id="0">
+    <w:p>
+      <w:r>
+        <w:continuationSeparator/>
+      </w:r>
+    </w:p>
+  </w:footnote>
+</w:footnotes>
+</file>
+
 <file path=word/numbering.xml><?xml version="1.0" encoding="utf-8"?>
-<w:numbering xmlns:wpc="http://schemas.microsoft.com/office/word/2010/wordprocessingCanvas" xmlns:cx="http://schemas.microsoft.com/office/drawing/2014/chartex" xmlns:cx1="http://schemas.microsoft.com/office/drawing/2015/9/8/chartex" xmlns:cx2="http://schemas.microsoft.com/office/drawing/2015/10/21/chartex" xmlns:cx3="http://schemas.microsoft.com/office/drawing/2016/5/9/chartex" xmlns:cx4="http://schemas.microsoft.com/office/drawing/2016/5/10/chartex" xmlns:cx5="http://schemas.microsoft.com/office/drawing/2016/5/11/chartex" xmlns:cx6="http://schemas.microsoft.com/office/drawing/2016/5/12/chartex" xmlns:cx7="http://schemas.microsoft.com/office/drawing/2016/5/13/chartex" xmlns:cx8="http://schemas.microsoft.com/office/drawing/2016/5/14/chartex" xmlns:mc="http://schemas.openxmlformats.org/markup-compatibility/2006" xmlns:aink="http://schemas.microsoft.com/office/drawing/2016/ink" xmlns:am3d="http://schemas.microsoft.com/office/drawing/2017/model3d" xmlns:o="urn:schemas-microsoft-com:office:office" xmlns:oel="http://schemas.microsoft.com/office/2019/extlst" xmlns:r="http://schemas.openxmlformats.org/officeDocument/2006/relationships" xmlns:m="http://schemas.openxmlformats.org/officeDocument/2006/math" xmlns:v="urn:schemas-microsoft-com:vml" xmlns:wp14="http://schemas.microsoft.com/office/word/2010/wordprocessingDrawing" xmlns:wp="http://schemas.openxmlformats.org/drawingml/2006/wordprocessingDrawing" xmlns:w10="urn:schemas-microsoft-com:office:word" xmlns:w="http://schemas.openxmlformats.org/wordprocessingml/2006/main" xmlns:w14="http://schemas.microsoft.com/office/word/2010/wordml" xmlns:w15="http://schemas.microsoft.com/office/word/2012/wordml" xmlns:w16cex="http://schemas.microsoft.com/office/word/2018/wordml/cex" xmlns:w16cid="http://schemas.microsoft.com/office/word/2016/wordml/cid" xmlns:w16="http://schemas.microsoft.com/office/word/2018/wordml" xmlns:w16sdtdh="http://schemas.microsoft.com/office/word/2020/wordml/sdtdatahash" xmlns:w16se="http://schemas.microsoft.com/office/word/2015/wordml/symex" xmlns:wpg="http://schemas.microsoft.com/office/word/2010/wordprocessingGroup" xmlns:wpi="http://schemas.microsoft.com/office/word/2010/wordprocessingInk" xmlns:wne="http://schemas.microsoft.com/office/word/2006/wordml" xmlns:wps="http://schemas.microsoft.com/office/word/2010/wordprocessingShape" mc:Ignorable="w14 w15 w16se w16cid w16 w16cex w16sdtdh wp14">
+<w:numbering xmlns:wpc="http://schemas.microsoft.com/office/word/2010/wordprocessingCanvas" xmlns:cx="http://schemas.microsoft.com/office/drawing/2014/chartex" xmlns:cx1="http://schemas.microsoft.com/office/drawing/2015/9/8/chartex" xmlns:cx2="http://schemas.microsoft.com/office/drawing/2015/10/21/chartex" xmlns:cx3="http://schemas.microsoft.com/office/drawing/2016/5/9/chartex" xmlns:cx4="http://schemas.microsoft.com/office/drawing/2016/5/10/chartex" xmlns:cx5="http://schemas.microsoft.com/office/drawing/2016/5/11/chartex" xmlns:cx6="http://schemas.microsoft.com/office/drawing/2016/5/12/chartex" xmlns:cx7="http://schemas.microsoft.com/office/drawing/2016/5/13/chartex" xmlns:cx8="http://schemas.microsoft.com/office/drawing/2016/5/14/chartex" xmlns:mc="http://schemas.openxmlformats.org/markup-compatibility/2006" xmlns:aink="http://schemas.microsoft.com/office/drawing/2016/ink" xmlns:am3d="http://schemas.microsoft.com/office/drawing/2017/model3d" xmlns:o="urn:schemas-microsoft-com:office:office" xmlns:oel="http://schemas.microsoft.com/office/2019/extlst" xmlns:r="http://schemas.openxmlformats.org/officeDocument/2006/relationships" xmlns:m="http://schemas.openxmlformats.org/officeDocument/2006/math" xmlns:v="urn:schemas-microsoft-com:vml" xmlns:wp14="http://schemas.microsoft.com/office/word/2010/wordprocessingDrawing" xmlns:wp="http://schemas.openxmlformats.org/drawingml/2006/wordprocessingDrawing" xmlns:w10="urn:schemas-microsoft-com:office:word" xmlns:w="http://schemas.openxmlformats.org/wordprocessingml/2006/main" xmlns:w14="http://schemas.microsoft.com/office/word/2010/wordml" xmlns:w15="http://schemas.microsoft.com/office/word/2012/wordml" xmlns:w16cex="http://schemas.microsoft.com/office/word/2018/wordml/cex" xmlns:w16cid="http://schemas.microsoft.com/office/word/2016/wordml/cid" xmlns:w16="http://schemas.microsoft.com/office/word/2018/wordml" xmlns:w16du="http://schemas.microsoft.com/office/word/2023/wordml/word16du" xmlns:w16sdtdh="http://schemas.microsoft.com/office/word/2020/wordml/sdtdatahash" xmlns:w16sdtfl="http://schemas.microsoft.com/office/word/2024/wordml/sdtformatlock" xmlns:w16se="http://schemas.microsoft.com/office/word/2015/wordml/symex" xmlns:wpg="http://schemas.microsoft.com/office/word/2010/wordprocessingGroup" xmlns:wpi="http://schemas.microsoft.com/office/word/2010/wordprocessingInk" xmlns:wne="http://schemas.microsoft.com/office/word/2006/wordml" xmlns:wps="http://schemas.microsoft.com/office/word/2010/wordprocessingShape" mc:Ignorable="w14 w15 w16se w16cid w16 w16cex w16sdtdh w16sdtfl w16du wp14">
   <w:abstractNum w:abstractNumId="0" w15:restartNumberingAfterBreak="0">
     <w:nsid w:val="002B0F5D"/>
     <w:multiLevelType w:val="hybridMultilevel"/>
@@ -7495,6 +7835,212 @@
     </w:lvl>
   </w:abstractNum>
   <w:abstractNum w:abstractNumId="39" w15:restartNumberingAfterBreak="0">
+    <w:nsid w:val="553520B8"/>
+    <w:multiLevelType w:val="hybridMultilevel"/>
+    <w:tmpl w:val="A2E00702"/>
+    <w:lvl w:ilvl="0" w:tplc="FFFFFFFF">
+      <w:start w:val="1"/>
+      <w:numFmt w:val="decimal"/>
+      <w:lvlText w:val="%1."/>
+      <w:lvlJc w:val="left"/>
+      <w:pPr>
+        <w:ind w:left="720" w:hanging="360"/>
+      </w:pPr>
+      <w:rPr>
+        <w:rFonts w:hint="default"/>
+        <w:b/>
+        <w:bCs/>
+      </w:rPr>
+    </w:lvl>
+    <w:lvl w:ilvl="1" w:tplc="FFFFFFFF">
+      <w:start w:val="1"/>
+      <w:numFmt w:val="lowerLetter"/>
+      <w:lvlText w:val="%2."/>
+      <w:lvlJc w:val="left"/>
+      <w:pPr>
+        <w:ind w:left="1440" w:hanging="360"/>
+      </w:pPr>
+    </w:lvl>
+    <w:lvl w:ilvl="2" w:tplc="FFFFFFFF" w:tentative="1">
+      <w:start w:val="1"/>
+      <w:numFmt w:val="lowerRoman"/>
+      <w:lvlText w:val="%3."/>
+      <w:lvlJc w:val="right"/>
+      <w:pPr>
+        <w:ind w:left="2160" w:hanging="180"/>
+      </w:pPr>
+    </w:lvl>
+    <w:lvl w:ilvl="3" w:tplc="FFFFFFFF" w:tentative="1">
+      <w:start w:val="1"/>
+      <w:numFmt w:val="decimal"/>
+      <w:lvlText w:val="%4."/>
+      <w:lvlJc w:val="left"/>
+      <w:pPr>
+        <w:ind w:left="2880" w:hanging="360"/>
+      </w:pPr>
+    </w:lvl>
+    <w:lvl w:ilvl="4" w:tplc="FFFFFFFF" w:tentative="1">
+      <w:start w:val="1"/>
+      <w:numFmt w:val="lowerLetter"/>
+      <w:lvlText w:val="%5."/>
+      <w:lvlJc w:val="left"/>
+      <w:pPr>
+        <w:ind w:left="3600" w:hanging="360"/>
+      </w:pPr>
+    </w:lvl>
+    <w:lvl w:ilvl="5" w:tplc="FFFFFFFF" w:tentative="1">
+      <w:start w:val="1"/>
+      <w:numFmt w:val="lowerRoman"/>
+      <w:lvlText w:val="%6."/>
+      <w:lvlJc w:val="right"/>
+      <w:pPr>
+        <w:ind w:left="4320" w:hanging="180"/>
+      </w:pPr>
+    </w:lvl>
+    <w:lvl w:ilvl="6" w:tplc="FFFFFFFF" w:tentative="1">
+      <w:start w:val="1"/>
+      <w:numFmt w:val="decimal"/>
+      <w:lvlText w:val="%7."/>
+      <w:lvlJc w:val="left"/>
+      <w:pPr>
+        <w:ind w:left="5040" w:hanging="360"/>
+      </w:pPr>
+    </w:lvl>
+    <w:lvl w:ilvl="7" w:tplc="FFFFFFFF" w:tentative="1">
+      <w:start w:val="1"/>
+      <w:numFmt w:val="lowerLetter"/>
+      <w:lvlText w:val="%8."/>
+      <w:lvlJc w:val="left"/>
+      <w:pPr>
+        <w:ind w:left="5760" w:hanging="360"/>
+      </w:pPr>
+    </w:lvl>
+    <w:lvl w:ilvl="8" w:tplc="FFFFFFFF" w:tentative="1">
+      <w:start w:val="1"/>
+      <w:numFmt w:val="lowerRoman"/>
+      <w:lvlText w:val="%9."/>
+      <w:lvlJc w:val="right"/>
+      <w:pPr>
+        <w:ind w:left="6480" w:hanging="180"/>
+      </w:pPr>
+    </w:lvl>
+  </w:abstractNum>
+  <w:abstractNum w:abstractNumId="40" w15:restartNumberingAfterBreak="0">
+    <w:nsid w:val="55821CBB"/>
+    <w:multiLevelType w:val="hybridMultilevel"/>
+    <w:tmpl w:val="3E1882DA"/>
+    <w:lvl w:ilvl="0" w:tplc="FFFFFFFF">
+      <w:start w:val="1"/>
+      <w:numFmt w:val="decimal"/>
+      <w:lvlText w:val="%1."/>
+      <w:lvlJc w:val="left"/>
+      <w:pPr>
+        <w:ind w:left="720" w:hanging="360"/>
+      </w:pPr>
+      <w:rPr>
+        <w:rFonts w:hint="default"/>
+        <w:b/>
+        <w:bCs/>
+      </w:rPr>
+    </w:lvl>
+    <w:lvl w:ilvl="1" w:tplc="FFFFFFFF">
+      <w:start w:val="1"/>
+      <w:numFmt w:val="bullet"/>
+      <w:lvlText w:val="o"/>
+      <w:lvlJc w:val="left"/>
+      <w:pPr>
+        <w:ind w:left="1440" w:hanging="360"/>
+      </w:pPr>
+      <w:rPr>
+        <w:rFonts w:ascii="Courier New" w:hAnsi="Courier New" w:cs="Courier New" w:hint="default"/>
+      </w:rPr>
+    </w:lvl>
+    <w:lvl w:ilvl="2" w:tplc="FFFFFFFF" w:tentative="1">
+      <w:start w:val="1"/>
+      <w:numFmt w:val="bullet"/>
+      <w:lvlText w:val=""/>
+      <w:lvlJc w:val="left"/>
+      <w:pPr>
+        <w:ind w:left="2160" w:hanging="360"/>
+      </w:pPr>
+      <w:rPr>
+        <w:rFonts w:ascii="Wingdings" w:hAnsi="Wingdings" w:hint="default"/>
+      </w:rPr>
+    </w:lvl>
+    <w:lvl w:ilvl="3" w:tplc="FFFFFFFF" w:tentative="1">
+      <w:start w:val="1"/>
+      <w:numFmt w:val="bullet"/>
+      <w:lvlText w:val=""/>
+      <w:lvlJc w:val="left"/>
+      <w:pPr>
+        <w:ind w:left="2880" w:hanging="360"/>
+      </w:pPr>
+      <w:rPr>
+        <w:rFonts w:ascii="Symbol" w:hAnsi="Symbol" w:hint="default"/>
+      </w:rPr>
+    </w:lvl>
+    <w:lvl w:ilvl="4" w:tplc="FFFFFFFF" w:tentative="1">
+      <w:start w:val="1"/>
+      <w:numFmt w:val="bullet"/>
+      <w:lvlText w:val="o"/>
+      <w:lvlJc w:val="left"/>
+      <w:pPr>
+        <w:ind w:left="3600" w:hanging="360"/>
+      </w:pPr>
+      <w:rPr>
+        <w:rFonts w:ascii="Courier New" w:hAnsi="Courier New" w:cs="Courier New" w:hint="default"/>
+      </w:rPr>
+    </w:lvl>
+    <w:lvl w:ilvl="5" w:tplc="FFFFFFFF" w:tentative="1">
+      <w:start w:val="1"/>
+      <w:numFmt w:val="bullet"/>
+      <w:lvlText w:val=""/>
+      <w:lvlJc w:val="left"/>
+      <w:pPr>
+        <w:ind w:left="4320" w:hanging="360"/>
+      </w:pPr>
+      <w:rPr>
+        <w:rFonts w:ascii="Wingdings" w:hAnsi="Wingdings" w:hint="default"/>
+      </w:rPr>
+    </w:lvl>
+    <w:lvl w:ilvl="6" w:tplc="FFFFFFFF" w:tentative="1">
+      <w:start w:val="1"/>
+      <w:numFmt w:val="bullet"/>
+      <w:lvlText w:val=""/>
+      <w:lvlJc w:val="left"/>
+      <w:pPr>
+        <w:ind w:left="5040" w:hanging="360"/>
+      </w:pPr>
+      <w:rPr>
+        <w:rFonts w:ascii="Symbol" w:hAnsi="Symbol" w:hint="default"/>
+      </w:rPr>
+    </w:lvl>
+    <w:lvl w:ilvl="7" w:tplc="FFFFFFFF" w:tentative="1">
+      <w:start w:val="1"/>
+      <w:numFmt w:val="bullet"/>
+      <w:lvlText w:val="o"/>
+      <w:lvlJc w:val="left"/>
+      <w:pPr>
+        <w:ind w:left="5760" w:hanging="360"/>
+      </w:pPr>
+      <w:rPr>
+        <w:rFonts w:ascii="Courier New" w:hAnsi="Courier New" w:cs="Courier New" w:hint="default"/>
+      </w:rPr>
+    </w:lvl>
+    <w:lvl w:ilvl="8" w:tplc="FFFFFFFF" w:tentative="1">
+      <w:start w:val="1"/>
+      <w:numFmt w:val="bullet"/>
+      <w:lvlText w:val=""/>
+      <w:lvlJc w:val="left"/>
+      <w:pPr>
+        <w:ind w:left="6480" w:hanging="360"/>
+      </w:pPr>
+      <w:rPr>
+        <w:rFonts w:ascii="Wingdings" w:hAnsi="Wingdings" w:hint="default"/>
+      </w:rPr>
+    </w:lvl>
+  </w:abstractNum>
+  <w:abstractNum w:abstractNumId="41" w15:restartNumberingAfterBreak="0">
     <w:nsid w:val="58591F0C"/>
     <w:multiLevelType w:val="multilevel"/>
     <w:tmpl w:val="9DD2170E"/>
@@ -7607,7 +8153,7 @@
       </w:pPr>
     </w:lvl>
   </w:abstractNum>
-  <w:abstractNum w:abstractNumId="40" w15:restartNumberingAfterBreak="0">
+  <w:abstractNum w:abstractNumId="42" w15:restartNumberingAfterBreak="0">
     <w:nsid w:val="589D4A1F"/>
     <w:multiLevelType w:val="hybridMultilevel"/>
     <w:tmpl w:val="D1EA85CA"/>
@@ -7696,7 +8242,7 @@
       </w:pPr>
     </w:lvl>
   </w:abstractNum>
-  <w:abstractNum w:abstractNumId="41" w15:restartNumberingAfterBreak="0">
+  <w:abstractNum w:abstractNumId="43" w15:restartNumberingAfterBreak="0">
     <w:nsid w:val="58BF6B0C"/>
     <w:multiLevelType w:val="hybridMultilevel"/>
     <w:tmpl w:val="2F30A9F2"/>
@@ -7785,7 +8331,7 @@
       </w:pPr>
     </w:lvl>
   </w:abstractNum>
-  <w:abstractNum w:abstractNumId="42" w15:restartNumberingAfterBreak="0">
+  <w:abstractNum w:abstractNumId="44" w15:restartNumberingAfterBreak="0">
     <w:nsid w:val="5D984B05"/>
     <w:multiLevelType w:val="hybridMultilevel"/>
     <w:tmpl w:val="72C43D0E"/>
@@ -7898,7 +8444,7 @@
       </w:rPr>
     </w:lvl>
   </w:abstractNum>
-  <w:abstractNum w:abstractNumId="43" w15:restartNumberingAfterBreak="0">
+  <w:abstractNum w:abstractNumId="45" w15:restartNumberingAfterBreak="0">
     <w:nsid w:val="5DDA3E89"/>
     <w:multiLevelType w:val="hybridMultilevel"/>
     <w:tmpl w:val="B3ECFAEC"/>
@@ -7989,7 +8535,7 @@
       </w:pPr>
     </w:lvl>
   </w:abstractNum>
-  <w:abstractNum w:abstractNumId="44" w15:restartNumberingAfterBreak="0">
+  <w:abstractNum w:abstractNumId="46" w15:restartNumberingAfterBreak="0">
     <w:nsid w:val="61D03D6D"/>
     <w:multiLevelType w:val="hybridMultilevel"/>
     <w:tmpl w:val="35AA1C3A"/>
@@ -8102,7 +8648,7 @@
       </w:rPr>
     </w:lvl>
   </w:abstractNum>
-  <w:abstractNum w:abstractNumId="45" w15:restartNumberingAfterBreak="0">
+  <w:abstractNum w:abstractNumId="47" w15:restartNumberingAfterBreak="0">
     <w:nsid w:val="62005A9D"/>
     <w:multiLevelType w:val="hybridMultilevel"/>
     <w:tmpl w:val="535EBAD8"/>
@@ -8215,7 +8761,7 @@
       </w:rPr>
     </w:lvl>
   </w:abstractNum>
-  <w:abstractNum w:abstractNumId="46" w15:restartNumberingAfterBreak="0">
+  <w:abstractNum w:abstractNumId="48" w15:restartNumberingAfterBreak="0">
     <w:nsid w:val="62D55DFB"/>
     <w:multiLevelType w:val="hybridMultilevel"/>
     <w:tmpl w:val="220A6062"/>
@@ -8304,7 +8850,7 @@
       </w:pPr>
     </w:lvl>
   </w:abstractNum>
-  <w:abstractNum w:abstractNumId="47" w15:restartNumberingAfterBreak="0">
+  <w:abstractNum w:abstractNumId="49" w15:restartNumberingAfterBreak="0">
     <w:nsid w:val="63ED3460"/>
     <w:multiLevelType w:val="hybridMultilevel"/>
     <w:tmpl w:val="3E1882DA"/>
@@ -8419,7 +8965,7 @@
       </w:rPr>
     </w:lvl>
   </w:abstractNum>
-  <w:abstractNum w:abstractNumId="48" w15:restartNumberingAfterBreak="0">
+  <w:abstractNum w:abstractNumId="50" w15:restartNumberingAfterBreak="0">
     <w:nsid w:val="63F15529"/>
     <w:multiLevelType w:val="hybridMultilevel"/>
     <w:tmpl w:val="A0DCA6BE"/>
@@ -8532,7 +9078,7 @@
       </w:rPr>
     </w:lvl>
   </w:abstractNum>
-  <w:abstractNum w:abstractNumId="49" w15:restartNumberingAfterBreak="0">
+  <w:abstractNum w:abstractNumId="51" w15:restartNumberingAfterBreak="0">
     <w:nsid w:val="66744F4C"/>
     <w:multiLevelType w:val="hybridMultilevel"/>
     <w:tmpl w:val="E084A16A"/>
@@ -8623,7 +9169,7 @@
       </w:pPr>
     </w:lvl>
   </w:abstractNum>
-  <w:abstractNum w:abstractNumId="50" w15:restartNumberingAfterBreak="0">
+  <w:abstractNum w:abstractNumId="52" w15:restartNumberingAfterBreak="0">
     <w:nsid w:val="679F1C71"/>
     <w:multiLevelType w:val="hybridMultilevel"/>
     <w:tmpl w:val="E7F06368"/>
@@ -8712,7 +9258,7 @@
       </w:pPr>
     </w:lvl>
   </w:abstractNum>
-  <w:abstractNum w:abstractNumId="51" w15:restartNumberingAfterBreak="0">
+  <w:abstractNum w:abstractNumId="53" w15:restartNumberingAfterBreak="0">
     <w:nsid w:val="6E1B62D8"/>
     <w:multiLevelType w:val="hybridMultilevel"/>
     <w:tmpl w:val="232CD028"/>
@@ -8801,7 +9347,7 @@
       </w:pPr>
     </w:lvl>
   </w:abstractNum>
-  <w:abstractNum w:abstractNumId="52" w15:restartNumberingAfterBreak="0">
+  <w:abstractNum w:abstractNumId="54" w15:restartNumberingAfterBreak="0">
     <w:nsid w:val="719C4328"/>
     <w:multiLevelType w:val="hybridMultilevel"/>
     <w:tmpl w:val="47701EF4"/>
@@ -8914,7 +9460,7 @@
       </w:rPr>
     </w:lvl>
   </w:abstractNum>
-  <w:abstractNum w:abstractNumId="53" w15:restartNumberingAfterBreak="0">
+  <w:abstractNum w:abstractNumId="55" w15:restartNumberingAfterBreak="0">
     <w:nsid w:val="73584C1C"/>
     <w:multiLevelType w:val="hybridMultilevel"/>
     <w:tmpl w:val="434E6FAC"/>
@@ -9003,7 +9549,7 @@
       </w:pPr>
     </w:lvl>
   </w:abstractNum>
-  <w:abstractNum w:abstractNumId="54" w15:restartNumberingAfterBreak="0">
+  <w:abstractNum w:abstractNumId="56" w15:restartNumberingAfterBreak="0">
     <w:nsid w:val="73B95083"/>
     <w:multiLevelType w:val="hybridMultilevel"/>
     <w:tmpl w:val="B58C3EFC"/>
@@ -9092,7 +9638,7 @@
       </w:pPr>
     </w:lvl>
   </w:abstractNum>
-  <w:abstractNum w:abstractNumId="55" w15:restartNumberingAfterBreak="0">
+  <w:abstractNum w:abstractNumId="57" w15:restartNumberingAfterBreak="0">
     <w:nsid w:val="7837256A"/>
     <w:multiLevelType w:val="hybridMultilevel"/>
     <w:tmpl w:val="31FC079E"/>
@@ -9207,7 +9753,7 @@
       </w:rPr>
     </w:lvl>
   </w:abstractNum>
-  <w:abstractNum w:abstractNumId="56" w15:restartNumberingAfterBreak="0">
+  <w:abstractNum w:abstractNumId="58" w15:restartNumberingAfterBreak="0">
     <w:nsid w:val="7ACF3CDB"/>
     <w:multiLevelType w:val="hybridMultilevel"/>
     <w:tmpl w:val="8B32715E"/>
@@ -9296,7 +9842,7 @@
       </w:pPr>
     </w:lvl>
   </w:abstractNum>
-  <w:abstractNum w:abstractNumId="57" w15:restartNumberingAfterBreak="0">
+  <w:abstractNum w:abstractNumId="59" w15:restartNumberingAfterBreak="0">
     <w:nsid w:val="7AE90D4E"/>
     <w:multiLevelType w:val="hybridMultilevel"/>
     <w:tmpl w:val="47D0649E"/>
@@ -9398,13 +9944,13 @@
     <w:abstractNumId w:val="4"/>
   </w:num>
   <w:num w:numId="5" w16cid:durableId="1148982525">
-    <w:abstractNumId w:val="54"/>
+    <w:abstractNumId w:val="56"/>
   </w:num>
   <w:num w:numId="6" w16cid:durableId="1922787603">
     <w:abstractNumId w:val="9"/>
   </w:num>
   <w:num w:numId="7" w16cid:durableId="2030907101">
-    <w:abstractNumId w:val="41"/>
+    <w:abstractNumId w:val="43"/>
   </w:num>
   <w:num w:numId="8" w16cid:durableId="1734696403">
     <w:abstractNumId w:val="34"/>
@@ -9425,10 +9971,10 @@
     <w:abstractNumId w:val="19"/>
   </w:num>
   <w:num w:numId="14" w16cid:durableId="637228976">
-    <w:abstractNumId w:val="56"/>
+    <w:abstractNumId w:val="58"/>
   </w:num>
   <w:num w:numId="15" w16cid:durableId="129057109">
-    <w:abstractNumId w:val="53"/>
+    <w:abstractNumId w:val="55"/>
   </w:num>
   <w:num w:numId="16" w16cid:durableId="1706562533">
     <w:abstractNumId w:val="35"/>
@@ -9440,10 +9986,10 @@
     <w:abstractNumId w:val="3"/>
   </w:num>
   <w:num w:numId="19" w16cid:durableId="580673943">
-    <w:abstractNumId w:val="57"/>
+    <w:abstractNumId w:val="59"/>
   </w:num>
   <w:num w:numId="20" w16cid:durableId="811168274">
-    <w:abstractNumId w:val="40"/>
+    <w:abstractNumId w:val="42"/>
   </w:num>
   <w:num w:numId="21" w16cid:durableId="2065713052">
     <w:abstractNumId w:val="6"/>
@@ -9473,25 +10019,25 @@
     <w:abstractNumId w:val="37"/>
   </w:num>
   <w:num w:numId="30" w16cid:durableId="1553226917">
-    <w:abstractNumId w:val="42"/>
+    <w:abstractNumId w:val="44"/>
   </w:num>
   <w:num w:numId="31" w16cid:durableId="589318555">
-    <w:abstractNumId w:val="52"/>
+    <w:abstractNumId w:val="54"/>
   </w:num>
   <w:num w:numId="32" w16cid:durableId="1675760151">
-    <w:abstractNumId w:val="39"/>
+    <w:abstractNumId w:val="41"/>
   </w:num>
   <w:num w:numId="33" w16cid:durableId="1510214892">
-    <w:abstractNumId w:val="45"/>
+    <w:abstractNumId w:val="47"/>
   </w:num>
   <w:num w:numId="34" w16cid:durableId="569077429">
     <w:abstractNumId w:val="2"/>
   </w:num>
   <w:num w:numId="35" w16cid:durableId="1071346565">
-    <w:abstractNumId w:val="51"/>
+    <w:abstractNumId w:val="53"/>
   </w:num>
   <w:num w:numId="36" w16cid:durableId="651567772">
-    <w:abstractNumId w:val="55"/>
+    <w:abstractNumId w:val="57"/>
   </w:num>
   <w:num w:numId="37" w16cid:durableId="28190287">
     <w:abstractNumId w:val="29"/>
@@ -9500,22 +10046,22 @@
     <w:abstractNumId w:val="13"/>
   </w:num>
   <w:num w:numId="39" w16cid:durableId="1591280608">
-    <w:abstractNumId w:val="48"/>
+    <w:abstractNumId w:val="50"/>
   </w:num>
   <w:num w:numId="40" w16cid:durableId="1259220675">
     <w:abstractNumId w:val="14"/>
   </w:num>
   <w:num w:numId="41" w16cid:durableId="747773857">
-    <w:abstractNumId w:val="44"/>
+    <w:abstractNumId w:val="46"/>
   </w:num>
   <w:num w:numId="42" w16cid:durableId="2082559172">
-    <w:abstractNumId w:val="47"/>
+    <w:abstractNumId w:val="49"/>
   </w:num>
   <w:num w:numId="43" w16cid:durableId="644699919">
     <w:abstractNumId w:val="16"/>
   </w:num>
   <w:num w:numId="44" w16cid:durableId="1262226435">
-    <w:abstractNumId w:val="50"/>
+    <w:abstractNumId w:val="52"/>
   </w:num>
   <w:num w:numId="45" w16cid:durableId="1514608110">
     <w:abstractNumId w:val="8"/>
@@ -9530,7 +10076,7 @@
     <w:abstractNumId w:val="15"/>
   </w:num>
   <w:num w:numId="49" w16cid:durableId="290064539">
-    <w:abstractNumId w:val="43"/>
+    <w:abstractNumId w:val="45"/>
   </w:num>
   <w:num w:numId="50" w16cid:durableId="1748764665">
     <w:abstractNumId w:val="28"/>
@@ -9539,7 +10085,7 @@
     <w:abstractNumId w:val="11"/>
   </w:num>
   <w:num w:numId="52" w16cid:durableId="1159543951">
-    <w:abstractNumId w:val="49"/>
+    <w:abstractNumId w:val="51"/>
   </w:num>
   <w:num w:numId="53" w16cid:durableId="526019988">
     <w:abstractNumId w:val="21"/>
@@ -9548,7 +10094,7 @@
     <w:abstractNumId w:val="22"/>
   </w:num>
   <w:num w:numId="55" w16cid:durableId="997614461">
-    <w:abstractNumId w:val="46"/>
+    <w:abstractNumId w:val="48"/>
   </w:num>
   <w:num w:numId="56" w16cid:durableId="25721147">
     <w:abstractNumId w:val="24"/>
@@ -9559,11 +10105,17 @@
   <w:num w:numId="58" w16cid:durableId="1154764486">
     <w:abstractNumId w:val="7"/>
   </w:num>
+  <w:num w:numId="59" w16cid:durableId="2055692417">
+    <w:abstractNumId w:val="40"/>
+  </w:num>
+  <w:num w:numId="60" w16cid:durableId="1496649346">
+    <w:abstractNumId w:val="39"/>
+  </w:num>
 </w:numbering>
 </file>
 
 <file path=word/styles.xml><?xml version="1.0" encoding="utf-8"?>
-<w:styles xmlns:mc="http://schemas.openxmlformats.org/markup-compatibility/2006" xmlns:r="http://schemas.openxmlformats.org/officeDocument/2006/relationships" xmlns:w="http://schemas.openxmlformats.org/wordprocessingml/2006/main" xmlns:w14="http://schemas.microsoft.com/office/word/2010/wordml" xmlns:w15="http://schemas.microsoft.com/office/word/2012/wordml" xmlns:w16cex="http://schemas.microsoft.com/office/word/2018/wordml/cex" xmlns:w16cid="http://schemas.microsoft.com/office/word/2016/wordml/cid" xmlns:w16="http://schemas.microsoft.com/office/word/2018/wordml" xmlns:w16sdtdh="http://schemas.microsoft.com/office/word/2020/wordml/sdtdatahash" xmlns:w16se="http://schemas.microsoft.com/office/word/2015/wordml/symex" mc:Ignorable="w14 w15 w16se w16cid w16 w16cex w16sdtdh">
+<w:styles xmlns:mc="http://schemas.openxmlformats.org/markup-compatibility/2006" xmlns:r="http://schemas.openxmlformats.org/officeDocument/2006/relationships" xmlns:w="http://schemas.openxmlformats.org/wordprocessingml/2006/main" xmlns:w14="http://schemas.microsoft.com/office/word/2010/wordml" xmlns:w15="http://schemas.microsoft.com/office/word/2012/wordml" xmlns:w16cex="http://schemas.microsoft.com/office/word/2018/wordml/cex" xmlns:w16cid="http://schemas.microsoft.com/office/word/2016/wordml/cid" xmlns:w16="http://schemas.microsoft.com/office/word/2018/wordml" xmlns:w16du="http://schemas.microsoft.com/office/word/2023/wordml/word16du" xmlns:w16sdtdh="http://schemas.microsoft.com/office/word/2020/wordml/sdtdatahash" xmlns:w16sdtfl="http://schemas.microsoft.com/office/word/2024/wordml/sdtformatlock" xmlns:w16se="http://schemas.microsoft.com/office/word/2015/wordml/symex" mc:Ignorable="w14 w15 w16se w16cid w16 w16cex w16sdtdh w16sdtfl w16du">
   <w:docDefaults>
     <w:rPrDefault>
       <w:rPr>
@@ -9963,6 +10515,7 @@
   <w:style w:type="character" w:default="1" w:styleId="DefaultParagraphFont">
     <w:name w:val="Default Paragraph Font"/>
     <w:uiPriority w:val="1"/>
+    <w:semiHidden/>
     <w:unhideWhenUsed/>
   </w:style>
   <w:style w:type="table" w:default="1" w:styleId="TableNormal">
@@ -10058,6 +10611,55 @@
       <w:color w:val="954F72" w:themeColor="followedHyperlink"/>
       <w:u w:val="single"/>
     </w:rPr>
+  </w:style>
+  <w:style w:type="paragraph" w:styleId="Revision">
+    <w:name w:val="Revision"/>
+    <w:hidden/>
+    <w:uiPriority w:val="99"/>
+    <w:semiHidden/>
+    <w:rsid w:val="00FD6224"/>
+  </w:style>
+  <w:style w:type="paragraph" w:styleId="Header">
+    <w:name w:val="header"/>
+    <w:basedOn w:val="Normal"/>
+    <w:link w:val="HeaderChar"/>
+    <w:uiPriority w:val="99"/>
+    <w:unhideWhenUsed/>
+    <w:rsid w:val="00E17290"/>
+    <w:pPr>
+      <w:tabs>
+        <w:tab w:val="center" w:pos="4680"/>
+        <w:tab w:val="right" w:pos="9360"/>
+      </w:tabs>
+    </w:pPr>
+  </w:style>
+  <w:style w:type="character" w:customStyle="1" w:styleId="HeaderChar">
+    <w:name w:val="Header Char"/>
+    <w:basedOn w:val="DefaultParagraphFont"/>
+    <w:link w:val="Header"/>
+    <w:uiPriority w:val="99"/>
+    <w:rsid w:val="00E17290"/>
+  </w:style>
+  <w:style w:type="paragraph" w:styleId="Footer">
+    <w:name w:val="footer"/>
+    <w:basedOn w:val="Normal"/>
+    <w:link w:val="FooterChar"/>
+    <w:uiPriority w:val="99"/>
+    <w:unhideWhenUsed/>
+    <w:rsid w:val="00E17290"/>
+    <w:pPr>
+      <w:tabs>
+        <w:tab w:val="center" w:pos="4680"/>
+        <w:tab w:val="right" w:pos="9360"/>
+      </w:tabs>
+    </w:pPr>
+  </w:style>
+  <w:style w:type="character" w:customStyle="1" w:styleId="FooterChar">
+    <w:name w:val="Footer Char"/>
+    <w:basedOn w:val="DefaultParagraphFont"/>
+    <w:link w:val="Footer"/>
+    <w:uiPriority w:val="99"/>
+    <w:rsid w:val="00E17290"/>
   </w:style>
 </w:styles>
 </file>
